--- a/docs/tables/auc3/sec7_aki_365.docx
+++ b/docs/tables/auc3/sec7_aki_365.docx
@@ -944,7 +944,7 @@
                 <w:szCs w:val="22"/>
                 <w:color w:val="000000"/>
               </w:rPr>
-              <w:t xml:space="preserve">0.98, 1.60</w:t>
+              <w:t xml:space="preserve">0.98, 1.61</w:t>
             </w:r>
           </w:p>
         </w:tc>
@@ -997,7 +997,7 @@
                 <w:szCs w:val="22"/>
                 <w:color w:val="000000"/>
               </w:rPr>
-              <w:t xml:space="preserve">0.068</w:t>
+              <w:t xml:space="preserve">0.069</w:t>
             </w:r>
           </w:p>
         </w:tc>
@@ -1156,7 +1156,7 @@
                 <w:szCs w:val="22"/>
                 <w:color w:val="000000"/>
               </w:rPr>
-              <w:t xml:space="preserve">0.69, 1.74</w:t>
+              <w:t xml:space="preserve">0.69, 1.75</w:t>
             </w:r>
           </w:p>
         </w:tc>
@@ -1209,7 +1209,7 @@
                 <w:szCs w:val="22"/>
                 <w:color w:val="000000"/>
               </w:rPr>
-              <w:t xml:space="preserve">0.680</w:t>
+              <w:t xml:space="preserve">0.690</w:t>
             </w:r>
           </w:p>
         </w:tc>
@@ -1480,7 +1480,7 @@
                 <w:szCs w:val="22"/>
                 <w:color w:val="000000"/>
               </w:rPr>
-              <w:t xml:space="preserve">0.750</w:t>
+              <w:t xml:space="preserve">0.770</w:t>
             </w:r>
           </w:p>
         </w:tc>
@@ -1692,7 +1692,7 @@
                 <w:szCs w:val="22"/>
                 <w:color w:val="000000"/>
               </w:rPr>
-              <w:t xml:space="preserve">0.240</w:t>
+              <w:t xml:space="preserve">0.230</w:t>
             </w:r>
           </w:p>
         </w:tc>
@@ -2823,113 +2823,113 @@
                 <w:szCs w:val="22"/>
                 <w:color w:val="000000"/>
               </w:rPr>
-              <w:t xml:space="preserve">2.85</w:t>
-            </w:r>
-          </w:p>
-        </w:tc>
-        <w:tc>
-          <w:tcPr>
-            <w:tcBorders>
-              <w:bottom w:val="none" w:sz="0" w:space="0" w:color="000000"/>
-              <w:top w:val="none" w:sz="0" w:space="0" w:color="000000"/>
-              <w:left w:val="none" w:sz="0" w:space="0" w:color="000000"/>
-              <w:right w:val="none" w:sz="0" w:space="0" w:color="000000"/>
-            </w:tcBorders>
-            <w:shd w:val="clear" w:color="auto" w:fill="FFFFFF"/>
-            <w:tcMar>
-              <w:top w:w="0" w:type="dxa"/>
-              <w:bottom w:w="0" w:type="dxa"/>
-              <w:left w:w="0" w:type="dxa"/>
-              <w:right w:w="0" w:type="dxa"/>
-            </w:tcMar>
-            <w:vAlign w:val="top"/>
-          </w:tcPr>
-          <w:p>
-            <w:pPr>
-              <w:pStyle w:val="Normal"/>
-              <w:jc w:val="center"/>
-              <w:pBdr>
-                <w:bottom w:val="none" w:sz="0" w:space="0" w:color="000000"/>
-                <w:top w:val="none" w:sz="0" w:space="0" w:color="000000"/>
-                <w:left w:val="none" w:sz="0" w:space="0" w:color="000000"/>
-                <w:right w:val="none" w:sz="0" w:space="0" w:color="000000"/>
-              </w:pBdr>
-              <w:spacing w:after="100" w:before="100" w:line="240"/>
-              <w:ind w:left="100" w:right="100" w:firstLine="0" w:firstLineChars="0"/>
-              <w:rPr>
-                <w:rFonts w:ascii="Helvetica" w:hAnsi="Helvetica" w:eastAsia="Helvetica" w:cs="Helvetica"/>
-                <w:i w:val="false"/>
-                <w:b w:val="false"/>
-                <w:u w:val="none"/>
-                <w:sz w:val="22"/>
-                <w:szCs w:val="22"/>
-                <w:color w:val="000000"/>
-              </w:rPr>
-            </w:pPr>
-            <w:r>
-              <w:rPr>
-                <w:rFonts w:ascii="Helvetica" w:hAnsi="Helvetica" w:eastAsia="Helvetica" w:cs="Helvetica"/>
-                <w:i w:val="false"/>
-                <w:b w:val="false"/>
-                <w:u w:val="none"/>
-                <w:sz w:val="22"/>
-                <w:szCs w:val="22"/>
-                <w:color w:val="000000"/>
-              </w:rPr>
-              <w:t xml:space="preserve">0.80, 10.2</w:t>
-            </w:r>
-          </w:p>
-        </w:tc>
-        <w:tc>
-          <w:tcPr>
-            <w:tcBorders>
-              <w:bottom w:val="none" w:sz="0" w:space="0" w:color="000000"/>
-              <w:top w:val="none" w:sz="0" w:space="0" w:color="000000"/>
-              <w:left w:val="none" w:sz="0" w:space="0" w:color="000000"/>
-              <w:right w:val="none" w:sz="0" w:space="0" w:color="000000"/>
-            </w:tcBorders>
-            <w:shd w:val="clear" w:color="auto" w:fill="FFFFFF"/>
-            <w:tcMar>
-              <w:top w:w="0" w:type="dxa"/>
-              <w:bottom w:w="0" w:type="dxa"/>
-              <w:left w:w="0" w:type="dxa"/>
-              <w:right w:w="0" w:type="dxa"/>
-            </w:tcMar>
-            <w:vAlign w:val="top"/>
-          </w:tcPr>
-          <w:p>
-            <w:pPr>
-              <w:pStyle w:val="Normal"/>
-              <w:jc w:val="center"/>
-              <w:pBdr>
-                <w:bottom w:val="none" w:sz="0" w:space="0" w:color="000000"/>
-                <w:top w:val="none" w:sz="0" w:space="0" w:color="000000"/>
-                <w:left w:val="none" w:sz="0" w:space="0" w:color="000000"/>
-                <w:right w:val="none" w:sz="0" w:space="0" w:color="000000"/>
-              </w:pBdr>
-              <w:spacing w:after="100" w:before="100" w:line="240"/>
-              <w:ind w:left="100" w:right="100" w:firstLine="0" w:firstLineChars="0"/>
-              <w:rPr>
-                <w:rFonts w:ascii="Helvetica" w:hAnsi="Helvetica" w:eastAsia="Helvetica" w:cs="Helvetica"/>
-                <w:i w:val="false"/>
-                <w:b w:val="false"/>
-                <w:u w:val="none"/>
-                <w:sz w:val="22"/>
-                <w:szCs w:val="22"/>
-                <w:color w:val="000000"/>
-              </w:rPr>
-            </w:pPr>
-            <w:r>
-              <w:rPr>
-                <w:rFonts w:ascii="Helvetica" w:hAnsi="Helvetica" w:eastAsia="Helvetica" w:cs="Helvetica"/>
-                <w:i w:val="false"/>
-                <w:b w:val="false"/>
-                <w:u w:val="none"/>
-                <w:sz w:val="22"/>
-                <w:szCs w:val="22"/>
-                <w:color w:val="000000"/>
-              </w:rPr>
-              <w:t xml:space="preserve">0.110</w:t>
+              <w:t xml:space="preserve">2.88</w:t>
+            </w:r>
+          </w:p>
+        </w:tc>
+        <w:tc>
+          <w:tcPr>
+            <w:tcBorders>
+              <w:bottom w:val="none" w:sz="0" w:space="0" w:color="000000"/>
+              <w:top w:val="none" w:sz="0" w:space="0" w:color="000000"/>
+              <w:left w:val="none" w:sz="0" w:space="0" w:color="000000"/>
+              <w:right w:val="none" w:sz="0" w:space="0" w:color="000000"/>
+            </w:tcBorders>
+            <w:shd w:val="clear" w:color="auto" w:fill="FFFFFF"/>
+            <w:tcMar>
+              <w:top w:w="0" w:type="dxa"/>
+              <w:bottom w:w="0" w:type="dxa"/>
+              <w:left w:w="0" w:type="dxa"/>
+              <w:right w:w="0" w:type="dxa"/>
+            </w:tcMar>
+            <w:vAlign w:val="top"/>
+          </w:tcPr>
+          <w:p>
+            <w:pPr>
+              <w:pStyle w:val="Normal"/>
+              <w:jc w:val="center"/>
+              <w:pBdr>
+                <w:bottom w:val="none" w:sz="0" w:space="0" w:color="000000"/>
+                <w:top w:val="none" w:sz="0" w:space="0" w:color="000000"/>
+                <w:left w:val="none" w:sz="0" w:space="0" w:color="000000"/>
+                <w:right w:val="none" w:sz="0" w:space="0" w:color="000000"/>
+              </w:pBdr>
+              <w:spacing w:after="100" w:before="100" w:line="240"/>
+              <w:ind w:left="100" w:right="100" w:firstLine="0" w:firstLineChars="0"/>
+              <w:rPr>
+                <w:rFonts w:ascii="Helvetica" w:hAnsi="Helvetica" w:eastAsia="Helvetica" w:cs="Helvetica"/>
+                <w:i w:val="false"/>
+                <w:b w:val="false"/>
+                <w:u w:val="none"/>
+                <w:sz w:val="22"/>
+                <w:szCs w:val="22"/>
+                <w:color w:val="000000"/>
+              </w:rPr>
+            </w:pPr>
+            <w:r>
+              <w:rPr>
+                <w:rFonts w:ascii="Helvetica" w:hAnsi="Helvetica" w:eastAsia="Helvetica" w:cs="Helvetica"/>
+                <w:i w:val="false"/>
+                <w:b w:val="false"/>
+                <w:u w:val="none"/>
+                <w:sz w:val="22"/>
+                <w:szCs w:val="22"/>
+                <w:color w:val="000000"/>
+              </w:rPr>
+              <w:t xml:space="preserve">0.81, 10.2</w:t>
+            </w:r>
+          </w:p>
+        </w:tc>
+        <w:tc>
+          <w:tcPr>
+            <w:tcBorders>
+              <w:bottom w:val="none" w:sz="0" w:space="0" w:color="000000"/>
+              <w:top w:val="none" w:sz="0" w:space="0" w:color="000000"/>
+              <w:left w:val="none" w:sz="0" w:space="0" w:color="000000"/>
+              <w:right w:val="none" w:sz="0" w:space="0" w:color="000000"/>
+            </w:tcBorders>
+            <w:shd w:val="clear" w:color="auto" w:fill="FFFFFF"/>
+            <w:tcMar>
+              <w:top w:w="0" w:type="dxa"/>
+              <w:bottom w:w="0" w:type="dxa"/>
+              <w:left w:w="0" w:type="dxa"/>
+              <w:right w:w="0" w:type="dxa"/>
+            </w:tcMar>
+            <w:vAlign w:val="top"/>
+          </w:tcPr>
+          <w:p>
+            <w:pPr>
+              <w:pStyle w:val="Normal"/>
+              <w:jc w:val="center"/>
+              <w:pBdr>
+                <w:bottom w:val="none" w:sz="0" w:space="0" w:color="000000"/>
+                <w:top w:val="none" w:sz="0" w:space="0" w:color="000000"/>
+                <w:left w:val="none" w:sz="0" w:space="0" w:color="000000"/>
+                <w:right w:val="none" w:sz="0" w:space="0" w:color="000000"/>
+              </w:pBdr>
+              <w:spacing w:after="100" w:before="100" w:line="240"/>
+              <w:ind w:left="100" w:right="100" w:firstLine="0" w:firstLineChars="0"/>
+              <w:rPr>
+                <w:rFonts w:ascii="Helvetica" w:hAnsi="Helvetica" w:eastAsia="Helvetica" w:cs="Helvetica"/>
+                <w:i w:val="false"/>
+                <w:b w:val="false"/>
+                <w:u w:val="none"/>
+                <w:sz w:val="22"/>
+                <w:szCs w:val="22"/>
+                <w:color w:val="000000"/>
+              </w:rPr>
+            </w:pPr>
+            <w:r>
+              <w:rPr>
+                <w:rFonts w:ascii="Helvetica" w:hAnsi="Helvetica" w:eastAsia="Helvetica" w:cs="Helvetica"/>
+                <w:i w:val="false"/>
+                <w:b w:val="false"/>
+                <w:u w:val="none"/>
+                <w:sz w:val="22"/>
+                <w:szCs w:val="22"/>
+                <w:color w:val="000000"/>
+              </w:rPr>
+              <w:t xml:space="preserve">0.100</w:t>
             </w:r>
           </w:p>
         </w:tc>
@@ -3035,113 +3035,113 @@
                 <w:szCs w:val="22"/>
                 <w:color w:val="000000"/>
               </w:rPr>
-              <w:t xml:space="preserve">2.68</w:t>
-            </w:r>
-          </w:p>
-        </w:tc>
-        <w:tc>
-          <w:tcPr>
-            <w:tcBorders>
-              <w:bottom w:val="none" w:sz="0" w:space="0" w:color="000000"/>
-              <w:top w:val="none" w:sz="0" w:space="0" w:color="000000"/>
-              <w:left w:val="none" w:sz="0" w:space="0" w:color="000000"/>
-              <w:right w:val="none" w:sz="0" w:space="0" w:color="000000"/>
-            </w:tcBorders>
-            <w:shd w:val="clear" w:color="auto" w:fill="FFFFFF"/>
-            <w:tcMar>
-              <w:top w:w="0" w:type="dxa"/>
-              <w:bottom w:w="0" w:type="dxa"/>
-              <w:left w:w="0" w:type="dxa"/>
-              <w:right w:w="0" w:type="dxa"/>
-            </w:tcMar>
-            <w:vAlign w:val="top"/>
-          </w:tcPr>
-          <w:p>
-            <w:pPr>
-              <w:pStyle w:val="Normal"/>
-              <w:jc w:val="center"/>
-              <w:pBdr>
-                <w:bottom w:val="none" w:sz="0" w:space="0" w:color="000000"/>
-                <w:top w:val="none" w:sz="0" w:space="0" w:color="000000"/>
-                <w:left w:val="none" w:sz="0" w:space="0" w:color="000000"/>
-                <w:right w:val="none" w:sz="0" w:space="0" w:color="000000"/>
-              </w:pBdr>
-              <w:spacing w:after="100" w:before="100" w:line="240"/>
-              <w:ind w:left="100" w:right="100" w:firstLine="0" w:firstLineChars="0"/>
-              <w:rPr>
-                <w:rFonts w:ascii="Helvetica" w:hAnsi="Helvetica" w:eastAsia="Helvetica" w:cs="Helvetica"/>
-                <w:i w:val="false"/>
-                <w:b w:val="false"/>
-                <w:u w:val="none"/>
-                <w:sz w:val="22"/>
-                <w:szCs w:val="22"/>
-                <w:color w:val="000000"/>
-              </w:rPr>
-            </w:pPr>
-            <w:r>
-              <w:rPr>
-                <w:rFonts w:ascii="Helvetica" w:hAnsi="Helvetica" w:eastAsia="Helvetica" w:cs="Helvetica"/>
-                <w:i w:val="false"/>
-                <w:b w:val="false"/>
-                <w:u w:val="none"/>
-                <w:sz w:val="22"/>
-                <w:szCs w:val="22"/>
-                <w:color w:val="000000"/>
-              </w:rPr>
-              <w:t xml:space="preserve">0.33, 21.7</w:t>
-            </w:r>
-          </w:p>
-        </w:tc>
-        <w:tc>
-          <w:tcPr>
-            <w:tcBorders>
-              <w:bottom w:val="none" w:sz="0" w:space="0" w:color="000000"/>
-              <w:top w:val="none" w:sz="0" w:space="0" w:color="000000"/>
-              <w:left w:val="none" w:sz="0" w:space="0" w:color="000000"/>
-              <w:right w:val="none" w:sz="0" w:space="0" w:color="000000"/>
-            </w:tcBorders>
-            <w:shd w:val="clear" w:color="auto" w:fill="FFFFFF"/>
-            <w:tcMar>
-              <w:top w:w="0" w:type="dxa"/>
-              <w:bottom w:w="0" w:type="dxa"/>
-              <w:left w:w="0" w:type="dxa"/>
-              <w:right w:w="0" w:type="dxa"/>
-            </w:tcMar>
-            <w:vAlign w:val="top"/>
-          </w:tcPr>
-          <w:p>
-            <w:pPr>
-              <w:pStyle w:val="Normal"/>
-              <w:jc w:val="center"/>
-              <w:pBdr>
-                <w:bottom w:val="none" w:sz="0" w:space="0" w:color="000000"/>
-                <w:top w:val="none" w:sz="0" w:space="0" w:color="000000"/>
-                <w:left w:val="none" w:sz="0" w:space="0" w:color="000000"/>
-                <w:right w:val="none" w:sz="0" w:space="0" w:color="000000"/>
-              </w:pBdr>
-              <w:spacing w:after="100" w:before="100" w:line="240"/>
-              <w:ind w:left="100" w:right="100" w:firstLine="0" w:firstLineChars="0"/>
-              <w:rPr>
-                <w:rFonts w:ascii="Helvetica" w:hAnsi="Helvetica" w:eastAsia="Helvetica" w:cs="Helvetica"/>
-                <w:i w:val="false"/>
-                <w:b w:val="false"/>
-                <w:u w:val="none"/>
-                <w:sz w:val="22"/>
-                <w:szCs w:val="22"/>
-                <w:color w:val="000000"/>
-              </w:rPr>
-            </w:pPr>
-            <w:r>
-              <w:rPr>
-                <w:rFonts w:ascii="Helvetica" w:hAnsi="Helvetica" w:eastAsia="Helvetica" w:cs="Helvetica"/>
-                <w:i w:val="false"/>
-                <w:b w:val="false"/>
-                <w:u w:val="none"/>
-                <w:sz w:val="22"/>
-                <w:szCs w:val="22"/>
-                <w:color w:val="000000"/>
-              </w:rPr>
-              <w:t xml:space="preserve">0.350</w:t>
+              <w:t xml:space="preserve">2.63</w:t>
+            </w:r>
+          </w:p>
+        </w:tc>
+        <w:tc>
+          <w:tcPr>
+            <w:tcBorders>
+              <w:bottom w:val="none" w:sz="0" w:space="0" w:color="000000"/>
+              <w:top w:val="none" w:sz="0" w:space="0" w:color="000000"/>
+              <w:left w:val="none" w:sz="0" w:space="0" w:color="000000"/>
+              <w:right w:val="none" w:sz="0" w:space="0" w:color="000000"/>
+            </w:tcBorders>
+            <w:shd w:val="clear" w:color="auto" w:fill="FFFFFF"/>
+            <w:tcMar>
+              <w:top w:w="0" w:type="dxa"/>
+              <w:bottom w:w="0" w:type="dxa"/>
+              <w:left w:w="0" w:type="dxa"/>
+              <w:right w:w="0" w:type="dxa"/>
+            </w:tcMar>
+            <w:vAlign w:val="top"/>
+          </w:tcPr>
+          <w:p>
+            <w:pPr>
+              <w:pStyle w:val="Normal"/>
+              <w:jc w:val="center"/>
+              <w:pBdr>
+                <w:bottom w:val="none" w:sz="0" w:space="0" w:color="000000"/>
+                <w:top w:val="none" w:sz="0" w:space="0" w:color="000000"/>
+                <w:left w:val="none" w:sz="0" w:space="0" w:color="000000"/>
+                <w:right w:val="none" w:sz="0" w:space="0" w:color="000000"/>
+              </w:pBdr>
+              <w:spacing w:after="100" w:before="100" w:line="240"/>
+              <w:ind w:left="100" w:right="100" w:firstLine="0" w:firstLineChars="0"/>
+              <w:rPr>
+                <w:rFonts w:ascii="Helvetica" w:hAnsi="Helvetica" w:eastAsia="Helvetica" w:cs="Helvetica"/>
+                <w:i w:val="false"/>
+                <w:b w:val="false"/>
+                <w:u w:val="none"/>
+                <w:sz w:val="22"/>
+                <w:szCs w:val="22"/>
+                <w:color w:val="000000"/>
+              </w:rPr>
+            </w:pPr>
+            <w:r>
+              <w:rPr>
+                <w:rFonts w:ascii="Helvetica" w:hAnsi="Helvetica" w:eastAsia="Helvetica" w:cs="Helvetica"/>
+                <w:i w:val="false"/>
+                <w:b w:val="false"/>
+                <w:u w:val="none"/>
+                <w:sz w:val="22"/>
+                <w:szCs w:val="22"/>
+                <w:color w:val="000000"/>
+              </w:rPr>
+              <w:t xml:space="preserve">0.33, 21.0</w:t>
+            </w:r>
+          </w:p>
+        </w:tc>
+        <w:tc>
+          <w:tcPr>
+            <w:tcBorders>
+              <w:bottom w:val="none" w:sz="0" w:space="0" w:color="000000"/>
+              <w:top w:val="none" w:sz="0" w:space="0" w:color="000000"/>
+              <w:left w:val="none" w:sz="0" w:space="0" w:color="000000"/>
+              <w:right w:val="none" w:sz="0" w:space="0" w:color="000000"/>
+            </w:tcBorders>
+            <w:shd w:val="clear" w:color="auto" w:fill="FFFFFF"/>
+            <w:tcMar>
+              <w:top w:w="0" w:type="dxa"/>
+              <w:bottom w:w="0" w:type="dxa"/>
+              <w:left w:w="0" w:type="dxa"/>
+              <w:right w:w="0" w:type="dxa"/>
+            </w:tcMar>
+            <w:vAlign w:val="top"/>
+          </w:tcPr>
+          <w:p>
+            <w:pPr>
+              <w:pStyle w:val="Normal"/>
+              <w:jc w:val="center"/>
+              <w:pBdr>
+                <w:bottom w:val="none" w:sz="0" w:space="0" w:color="000000"/>
+                <w:top w:val="none" w:sz="0" w:space="0" w:color="000000"/>
+                <w:left w:val="none" w:sz="0" w:space="0" w:color="000000"/>
+                <w:right w:val="none" w:sz="0" w:space="0" w:color="000000"/>
+              </w:pBdr>
+              <w:spacing w:after="100" w:before="100" w:line="240"/>
+              <w:ind w:left="100" w:right="100" w:firstLine="0" w:firstLineChars="0"/>
+              <w:rPr>
+                <w:rFonts w:ascii="Helvetica" w:hAnsi="Helvetica" w:eastAsia="Helvetica" w:cs="Helvetica"/>
+                <w:i w:val="false"/>
+                <w:b w:val="false"/>
+                <w:u w:val="none"/>
+                <w:sz w:val="22"/>
+                <w:szCs w:val="22"/>
+                <w:color w:val="000000"/>
+              </w:rPr>
+            </w:pPr>
+            <w:r>
+              <w:rPr>
+                <w:rFonts w:ascii="Helvetica" w:hAnsi="Helvetica" w:eastAsia="Helvetica" w:cs="Helvetica"/>
+                <w:i w:val="false"/>
+                <w:b w:val="false"/>
+                <w:u w:val="none"/>
+                <w:sz w:val="22"/>
+                <w:szCs w:val="22"/>
+                <w:color w:val="000000"/>
+              </w:rPr>
+              <w:t xml:space="preserve">0.360</w:t>
             </w:r>
           </w:p>
         </w:tc>
@@ -3306,7 +3306,7 @@
                 <w:szCs w:val="22"/>
                 <w:color w:val="000000"/>
               </w:rPr>
-              <w:t xml:space="preserve">1.07</w:t>
+              <w:t xml:space="preserve">1.06</w:t>
             </w:r>
           </w:p>
         </w:tc>
@@ -3412,7 +3412,7 @@
                 <w:szCs w:val="22"/>
                 <w:color w:val="000000"/>
               </w:rPr>
-              <w:t xml:space="preserve">0.420</w:t>
+              <w:t xml:space="preserve">0.430</w:t>
             </w:r>
           </w:p>
         </w:tc>
@@ -3518,7 +3518,7 @@
                 <w:szCs w:val="22"/>
                 <w:color w:val="000000"/>
               </w:rPr>
-              <w:t xml:space="preserve">1.03</w:t>
+              <w:t xml:space="preserve">1.02</w:t>
             </w:r>
           </w:p>
         </w:tc>
@@ -3624,7 +3624,7 @@
                 <w:szCs w:val="22"/>
                 <w:color w:val="000000"/>
               </w:rPr>
-              <w:t xml:space="preserve">0.870</w:t>
+              <w:t xml:space="preserve">0.890</w:t>
             </w:r>
           </w:p>
         </w:tc>
@@ -4755,113 +4755,113 @@
                 <w:szCs w:val="22"/>
                 <w:color w:val="000000"/>
               </w:rPr>
-              <w:t xml:space="preserve">1.37</w:t>
-            </w:r>
-          </w:p>
-        </w:tc>
-        <w:tc>
-          <w:tcPr>
-            <w:tcBorders>
-              <w:bottom w:val="none" w:sz="0" w:space="0" w:color="000000"/>
-              <w:top w:val="none" w:sz="0" w:space="0" w:color="000000"/>
-              <w:left w:val="none" w:sz="0" w:space="0" w:color="000000"/>
-              <w:right w:val="none" w:sz="0" w:space="0" w:color="000000"/>
-            </w:tcBorders>
-            <w:shd w:val="clear" w:color="auto" w:fill="FFFFFF"/>
-            <w:tcMar>
-              <w:top w:w="0" w:type="dxa"/>
-              <w:bottom w:w="0" w:type="dxa"/>
-              <w:left w:w="0" w:type="dxa"/>
-              <w:right w:w="0" w:type="dxa"/>
-            </w:tcMar>
-            <w:vAlign w:val="top"/>
-          </w:tcPr>
-          <w:p>
-            <w:pPr>
-              <w:pStyle w:val="Normal"/>
-              <w:jc w:val="center"/>
-              <w:pBdr>
-                <w:bottom w:val="none" w:sz="0" w:space="0" w:color="000000"/>
-                <w:top w:val="none" w:sz="0" w:space="0" w:color="000000"/>
-                <w:left w:val="none" w:sz="0" w:space="0" w:color="000000"/>
-                <w:right w:val="none" w:sz="0" w:space="0" w:color="000000"/>
-              </w:pBdr>
-              <w:spacing w:after="100" w:before="100" w:line="240"/>
-              <w:ind w:left="100" w:right="100" w:firstLine="0" w:firstLineChars="0"/>
-              <w:rPr>
-                <w:rFonts w:ascii="Helvetica" w:hAnsi="Helvetica" w:eastAsia="Helvetica" w:cs="Helvetica"/>
-                <w:i w:val="false"/>
-                <w:b w:val="false"/>
-                <w:u w:val="none"/>
-                <w:sz w:val="22"/>
-                <w:szCs w:val="22"/>
-                <w:color w:val="000000"/>
-              </w:rPr>
-            </w:pPr>
-            <w:r>
-              <w:rPr>
-                <w:rFonts w:ascii="Helvetica" w:hAnsi="Helvetica" w:eastAsia="Helvetica" w:cs="Helvetica"/>
-                <w:i w:val="false"/>
-                <w:b w:val="false"/>
-                <w:u w:val="none"/>
-                <w:sz w:val="22"/>
-                <w:szCs w:val="22"/>
-                <w:color w:val="000000"/>
-              </w:rPr>
-              <w:t xml:space="preserve">0.44, 4.32</w:t>
-            </w:r>
-          </w:p>
-        </w:tc>
-        <w:tc>
-          <w:tcPr>
-            <w:tcBorders>
-              <w:bottom w:val="none" w:sz="0" w:space="0" w:color="000000"/>
-              <w:top w:val="none" w:sz="0" w:space="0" w:color="000000"/>
-              <w:left w:val="none" w:sz="0" w:space="0" w:color="000000"/>
-              <w:right w:val="none" w:sz="0" w:space="0" w:color="000000"/>
-            </w:tcBorders>
-            <w:shd w:val="clear" w:color="auto" w:fill="FFFFFF"/>
-            <w:tcMar>
-              <w:top w:w="0" w:type="dxa"/>
-              <w:bottom w:w="0" w:type="dxa"/>
-              <w:left w:w="0" w:type="dxa"/>
-              <w:right w:w="0" w:type="dxa"/>
-            </w:tcMar>
-            <w:vAlign w:val="top"/>
-          </w:tcPr>
-          <w:p>
-            <w:pPr>
-              <w:pStyle w:val="Normal"/>
-              <w:jc w:val="center"/>
-              <w:pBdr>
-                <w:bottom w:val="none" w:sz="0" w:space="0" w:color="000000"/>
-                <w:top w:val="none" w:sz="0" w:space="0" w:color="000000"/>
-                <w:left w:val="none" w:sz="0" w:space="0" w:color="000000"/>
-                <w:right w:val="none" w:sz="0" w:space="0" w:color="000000"/>
-              </w:pBdr>
-              <w:spacing w:after="100" w:before="100" w:line="240"/>
-              <w:ind w:left="100" w:right="100" w:firstLine="0" w:firstLineChars="0"/>
-              <w:rPr>
-                <w:rFonts w:ascii="Helvetica" w:hAnsi="Helvetica" w:eastAsia="Helvetica" w:cs="Helvetica"/>
-                <w:i w:val="false"/>
-                <w:b w:val="false"/>
-                <w:u w:val="none"/>
-                <w:sz w:val="22"/>
-                <w:szCs w:val="22"/>
-                <w:color w:val="000000"/>
-              </w:rPr>
-            </w:pPr>
-            <w:r>
-              <w:rPr>
-                <w:rFonts w:ascii="Helvetica" w:hAnsi="Helvetica" w:eastAsia="Helvetica" w:cs="Helvetica"/>
-                <w:i w:val="false"/>
-                <w:b w:val="false"/>
-                <w:u w:val="none"/>
-                <w:sz w:val="22"/>
-                <w:szCs w:val="22"/>
-                <w:color w:val="000000"/>
-              </w:rPr>
-              <w:t xml:space="preserve">0.590</w:t>
+              <w:t xml:space="preserve">1.38</w:t>
+            </w:r>
+          </w:p>
+        </w:tc>
+        <w:tc>
+          <w:tcPr>
+            <w:tcBorders>
+              <w:bottom w:val="none" w:sz="0" w:space="0" w:color="000000"/>
+              <w:top w:val="none" w:sz="0" w:space="0" w:color="000000"/>
+              <w:left w:val="none" w:sz="0" w:space="0" w:color="000000"/>
+              <w:right w:val="none" w:sz="0" w:space="0" w:color="000000"/>
+            </w:tcBorders>
+            <w:shd w:val="clear" w:color="auto" w:fill="FFFFFF"/>
+            <w:tcMar>
+              <w:top w:w="0" w:type="dxa"/>
+              <w:bottom w:w="0" w:type="dxa"/>
+              <w:left w:w="0" w:type="dxa"/>
+              <w:right w:w="0" w:type="dxa"/>
+            </w:tcMar>
+            <w:vAlign w:val="top"/>
+          </w:tcPr>
+          <w:p>
+            <w:pPr>
+              <w:pStyle w:val="Normal"/>
+              <w:jc w:val="center"/>
+              <w:pBdr>
+                <w:bottom w:val="none" w:sz="0" w:space="0" w:color="000000"/>
+                <w:top w:val="none" w:sz="0" w:space="0" w:color="000000"/>
+                <w:left w:val="none" w:sz="0" w:space="0" w:color="000000"/>
+                <w:right w:val="none" w:sz="0" w:space="0" w:color="000000"/>
+              </w:pBdr>
+              <w:spacing w:after="100" w:before="100" w:line="240"/>
+              <w:ind w:left="100" w:right="100" w:firstLine="0" w:firstLineChars="0"/>
+              <w:rPr>
+                <w:rFonts w:ascii="Helvetica" w:hAnsi="Helvetica" w:eastAsia="Helvetica" w:cs="Helvetica"/>
+                <w:i w:val="false"/>
+                <w:b w:val="false"/>
+                <w:u w:val="none"/>
+                <w:sz w:val="22"/>
+                <w:szCs w:val="22"/>
+                <w:color w:val="000000"/>
+              </w:rPr>
+            </w:pPr>
+            <w:r>
+              <w:rPr>
+                <w:rFonts w:ascii="Helvetica" w:hAnsi="Helvetica" w:eastAsia="Helvetica" w:cs="Helvetica"/>
+                <w:i w:val="false"/>
+                <w:b w:val="false"/>
+                <w:u w:val="none"/>
+                <w:sz w:val="22"/>
+                <w:szCs w:val="22"/>
+                <w:color w:val="000000"/>
+              </w:rPr>
+              <w:t xml:space="preserve">0.44, 4.34</w:t>
+            </w:r>
+          </w:p>
+        </w:tc>
+        <w:tc>
+          <w:tcPr>
+            <w:tcBorders>
+              <w:bottom w:val="none" w:sz="0" w:space="0" w:color="000000"/>
+              <w:top w:val="none" w:sz="0" w:space="0" w:color="000000"/>
+              <w:left w:val="none" w:sz="0" w:space="0" w:color="000000"/>
+              <w:right w:val="none" w:sz="0" w:space="0" w:color="000000"/>
+            </w:tcBorders>
+            <w:shd w:val="clear" w:color="auto" w:fill="FFFFFF"/>
+            <w:tcMar>
+              <w:top w:w="0" w:type="dxa"/>
+              <w:bottom w:w="0" w:type="dxa"/>
+              <w:left w:w="0" w:type="dxa"/>
+              <w:right w:w="0" w:type="dxa"/>
+            </w:tcMar>
+            <w:vAlign w:val="top"/>
+          </w:tcPr>
+          <w:p>
+            <w:pPr>
+              <w:pStyle w:val="Normal"/>
+              <w:jc w:val="center"/>
+              <w:pBdr>
+                <w:bottom w:val="none" w:sz="0" w:space="0" w:color="000000"/>
+                <w:top w:val="none" w:sz="0" w:space="0" w:color="000000"/>
+                <w:left w:val="none" w:sz="0" w:space="0" w:color="000000"/>
+                <w:right w:val="none" w:sz="0" w:space="0" w:color="000000"/>
+              </w:pBdr>
+              <w:spacing w:after="100" w:before="100" w:line="240"/>
+              <w:ind w:left="100" w:right="100" w:firstLine="0" w:firstLineChars="0"/>
+              <w:rPr>
+                <w:rFonts w:ascii="Helvetica" w:hAnsi="Helvetica" w:eastAsia="Helvetica" w:cs="Helvetica"/>
+                <w:i w:val="false"/>
+                <w:b w:val="false"/>
+                <w:u w:val="none"/>
+                <w:sz w:val="22"/>
+                <w:szCs w:val="22"/>
+                <w:color w:val="000000"/>
+              </w:rPr>
+            </w:pPr>
+            <w:r>
+              <w:rPr>
+                <w:rFonts w:ascii="Helvetica" w:hAnsi="Helvetica" w:eastAsia="Helvetica" w:cs="Helvetica"/>
+                <w:i w:val="false"/>
+                <w:b w:val="false"/>
+                <w:u w:val="none"/>
+                <w:sz w:val="22"/>
+                <w:szCs w:val="22"/>
+                <w:color w:val="000000"/>
+              </w:rPr>
+              <w:t xml:space="preserve">0.580</w:t>
             </w:r>
           </w:p>
         </w:tc>
@@ -4967,113 +4967,113 @@
                 <w:szCs w:val="22"/>
                 <w:color w:val="000000"/>
               </w:rPr>
-              <w:t xml:space="preserve">1.12</w:t>
-            </w:r>
-          </w:p>
-        </w:tc>
-        <w:tc>
-          <w:tcPr>
-            <w:tcBorders>
-              <w:bottom w:val="none" w:sz="0" w:space="0" w:color="000000"/>
-              <w:top w:val="none" w:sz="0" w:space="0" w:color="000000"/>
-              <w:left w:val="none" w:sz="0" w:space="0" w:color="000000"/>
-              <w:right w:val="none" w:sz="0" w:space="0" w:color="000000"/>
-            </w:tcBorders>
-            <w:shd w:val="clear" w:color="auto" w:fill="FFFFFF"/>
-            <w:tcMar>
-              <w:top w:w="0" w:type="dxa"/>
-              <w:bottom w:w="0" w:type="dxa"/>
-              <w:left w:w="0" w:type="dxa"/>
-              <w:right w:w="0" w:type="dxa"/>
-            </w:tcMar>
-            <w:vAlign w:val="top"/>
-          </w:tcPr>
-          <w:p>
-            <w:pPr>
-              <w:pStyle w:val="Normal"/>
-              <w:jc w:val="center"/>
-              <w:pBdr>
-                <w:bottom w:val="none" w:sz="0" w:space="0" w:color="000000"/>
-                <w:top w:val="none" w:sz="0" w:space="0" w:color="000000"/>
-                <w:left w:val="none" w:sz="0" w:space="0" w:color="000000"/>
-                <w:right w:val="none" w:sz="0" w:space="0" w:color="000000"/>
-              </w:pBdr>
-              <w:spacing w:after="100" w:before="100" w:line="240"/>
-              <w:ind w:left="100" w:right="100" w:firstLine="0" w:firstLineChars="0"/>
-              <w:rPr>
-                <w:rFonts w:ascii="Helvetica" w:hAnsi="Helvetica" w:eastAsia="Helvetica" w:cs="Helvetica"/>
-                <w:i w:val="false"/>
-                <w:b w:val="false"/>
-                <w:u w:val="none"/>
-                <w:sz w:val="22"/>
-                <w:szCs w:val="22"/>
-                <w:color w:val="000000"/>
-              </w:rPr>
-            </w:pPr>
-            <w:r>
-              <w:rPr>
-                <w:rFonts w:ascii="Helvetica" w:hAnsi="Helvetica" w:eastAsia="Helvetica" w:cs="Helvetica"/>
-                <w:i w:val="false"/>
-                <w:b w:val="false"/>
-                <w:u w:val="none"/>
-                <w:sz w:val="22"/>
-                <w:szCs w:val="22"/>
-                <w:color w:val="000000"/>
-              </w:rPr>
-              <w:t xml:space="preserve">0.18, 6.84</w:t>
-            </w:r>
-          </w:p>
-        </w:tc>
-        <w:tc>
-          <w:tcPr>
-            <w:tcBorders>
-              <w:bottom w:val="none" w:sz="0" w:space="0" w:color="000000"/>
-              <w:top w:val="none" w:sz="0" w:space="0" w:color="000000"/>
-              <w:left w:val="none" w:sz="0" w:space="0" w:color="000000"/>
-              <w:right w:val="none" w:sz="0" w:space="0" w:color="000000"/>
-            </w:tcBorders>
-            <w:shd w:val="clear" w:color="auto" w:fill="FFFFFF"/>
-            <w:tcMar>
-              <w:top w:w="0" w:type="dxa"/>
-              <w:bottom w:w="0" w:type="dxa"/>
-              <w:left w:w="0" w:type="dxa"/>
-              <w:right w:w="0" w:type="dxa"/>
-            </w:tcMar>
-            <w:vAlign w:val="top"/>
-          </w:tcPr>
-          <w:p>
-            <w:pPr>
-              <w:pStyle w:val="Normal"/>
-              <w:jc w:val="center"/>
-              <w:pBdr>
-                <w:bottom w:val="none" w:sz="0" w:space="0" w:color="000000"/>
-                <w:top w:val="none" w:sz="0" w:space="0" w:color="000000"/>
-                <w:left w:val="none" w:sz="0" w:space="0" w:color="000000"/>
-                <w:right w:val="none" w:sz="0" w:space="0" w:color="000000"/>
-              </w:pBdr>
-              <w:spacing w:after="100" w:before="100" w:line="240"/>
-              <w:ind w:left="100" w:right="100" w:firstLine="0" w:firstLineChars="0"/>
-              <w:rPr>
-                <w:rFonts w:ascii="Helvetica" w:hAnsi="Helvetica" w:eastAsia="Helvetica" w:cs="Helvetica"/>
-                <w:i w:val="false"/>
-                <w:b w:val="false"/>
-                <w:u w:val="none"/>
-                <w:sz w:val="22"/>
-                <w:szCs w:val="22"/>
-                <w:color w:val="000000"/>
-              </w:rPr>
-            </w:pPr>
-            <w:r>
-              <w:rPr>
-                <w:rFonts w:ascii="Helvetica" w:hAnsi="Helvetica" w:eastAsia="Helvetica" w:cs="Helvetica"/>
-                <w:i w:val="false"/>
-                <w:b w:val="false"/>
-                <w:u w:val="none"/>
-                <w:sz w:val="22"/>
-                <w:szCs w:val="22"/>
-                <w:color w:val="000000"/>
-              </w:rPr>
-              <w:t xml:space="preserve">0.900</w:t>
+              <w:t xml:space="preserve">1.14</w:t>
+            </w:r>
+          </w:p>
+        </w:tc>
+        <w:tc>
+          <w:tcPr>
+            <w:tcBorders>
+              <w:bottom w:val="none" w:sz="0" w:space="0" w:color="000000"/>
+              <w:top w:val="none" w:sz="0" w:space="0" w:color="000000"/>
+              <w:left w:val="none" w:sz="0" w:space="0" w:color="000000"/>
+              <w:right w:val="none" w:sz="0" w:space="0" w:color="000000"/>
+            </w:tcBorders>
+            <w:shd w:val="clear" w:color="auto" w:fill="FFFFFF"/>
+            <w:tcMar>
+              <w:top w:w="0" w:type="dxa"/>
+              <w:bottom w:w="0" w:type="dxa"/>
+              <w:left w:w="0" w:type="dxa"/>
+              <w:right w:w="0" w:type="dxa"/>
+            </w:tcMar>
+            <w:vAlign w:val="top"/>
+          </w:tcPr>
+          <w:p>
+            <w:pPr>
+              <w:pStyle w:val="Normal"/>
+              <w:jc w:val="center"/>
+              <w:pBdr>
+                <w:bottom w:val="none" w:sz="0" w:space="0" w:color="000000"/>
+                <w:top w:val="none" w:sz="0" w:space="0" w:color="000000"/>
+                <w:left w:val="none" w:sz="0" w:space="0" w:color="000000"/>
+                <w:right w:val="none" w:sz="0" w:space="0" w:color="000000"/>
+              </w:pBdr>
+              <w:spacing w:after="100" w:before="100" w:line="240"/>
+              <w:ind w:left="100" w:right="100" w:firstLine="0" w:firstLineChars="0"/>
+              <w:rPr>
+                <w:rFonts w:ascii="Helvetica" w:hAnsi="Helvetica" w:eastAsia="Helvetica" w:cs="Helvetica"/>
+                <w:i w:val="false"/>
+                <w:b w:val="false"/>
+                <w:u w:val="none"/>
+                <w:sz w:val="22"/>
+                <w:szCs w:val="22"/>
+                <w:color w:val="000000"/>
+              </w:rPr>
+            </w:pPr>
+            <w:r>
+              <w:rPr>
+                <w:rFonts w:ascii="Helvetica" w:hAnsi="Helvetica" w:eastAsia="Helvetica" w:cs="Helvetica"/>
+                <w:i w:val="false"/>
+                <w:b w:val="false"/>
+                <w:u w:val="none"/>
+                <w:sz w:val="22"/>
+                <w:szCs w:val="22"/>
+                <w:color w:val="000000"/>
+              </w:rPr>
+              <w:t xml:space="preserve">0.19, 6.90</w:t>
+            </w:r>
+          </w:p>
+        </w:tc>
+        <w:tc>
+          <w:tcPr>
+            <w:tcBorders>
+              <w:bottom w:val="none" w:sz="0" w:space="0" w:color="000000"/>
+              <w:top w:val="none" w:sz="0" w:space="0" w:color="000000"/>
+              <w:left w:val="none" w:sz="0" w:space="0" w:color="000000"/>
+              <w:right w:val="none" w:sz="0" w:space="0" w:color="000000"/>
+            </w:tcBorders>
+            <w:shd w:val="clear" w:color="auto" w:fill="FFFFFF"/>
+            <w:tcMar>
+              <w:top w:w="0" w:type="dxa"/>
+              <w:bottom w:w="0" w:type="dxa"/>
+              <w:left w:w="0" w:type="dxa"/>
+              <w:right w:w="0" w:type="dxa"/>
+            </w:tcMar>
+            <w:vAlign w:val="top"/>
+          </w:tcPr>
+          <w:p>
+            <w:pPr>
+              <w:pStyle w:val="Normal"/>
+              <w:jc w:val="center"/>
+              <w:pBdr>
+                <w:bottom w:val="none" w:sz="0" w:space="0" w:color="000000"/>
+                <w:top w:val="none" w:sz="0" w:space="0" w:color="000000"/>
+                <w:left w:val="none" w:sz="0" w:space="0" w:color="000000"/>
+                <w:right w:val="none" w:sz="0" w:space="0" w:color="000000"/>
+              </w:pBdr>
+              <w:spacing w:after="100" w:before="100" w:line="240"/>
+              <w:ind w:left="100" w:right="100" w:firstLine="0" w:firstLineChars="0"/>
+              <w:rPr>
+                <w:rFonts w:ascii="Helvetica" w:hAnsi="Helvetica" w:eastAsia="Helvetica" w:cs="Helvetica"/>
+                <w:i w:val="false"/>
+                <w:b w:val="false"/>
+                <w:u w:val="none"/>
+                <w:sz w:val="22"/>
+                <w:szCs w:val="22"/>
+                <w:color w:val="000000"/>
+              </w:rPr>
+            </w:pPr>
+            <w:r>
+              <w:rPr>
+                <w:rFonts w:ascii="Helvetica" w:hAnsi="Helvetica" w:eastAsia="Helvetica" w:cs="Helvetica"/>
+                <w:i w:val="false"/>
+                <w:b w:val="false"/>
+                <w:u w:val="none"/>
+                <w:sz w:val="22"/>
+                <w:szCs w:val="22"/>
+                <w:color w:val="000000"/>
+              </w:rPr>
+              <w:t xml:space="preserve">0.890</w:t>
             </w:r>
           </w:p>
         </w:tc>
@@ -6257,60 +6257,60 @@
                 <w:szCs w:val="22"/>
                 <w:color w:val="000000"/>
               </w:rPr>
-              <w:t xml:space="preserve">0.20, 4.75</w:t>
-            </w:r>
-          </w:p>
-        </w:tc>
-        <w:tc>
-          <w:tcPr>
-            <w:tcBorders>
-              <w:bottom w:val="none" w:sz="0" w:space="0" w:color="000000"/>
-              <w:top w:val="none" w:sz="0" w:space="0" w:color="000000"/>
-              <w:left w:val="none" w:sz="0" w:space="0" w:color="000000"/>
-              <w:right w:val="none" w:sz="0" w:space="0" w:color="000000"/>
-            </w:tcBorders>
-            <w:shd w:val="clear" w:color="auto" w:fill="FFFFFF"/>
-            <w:tcMar>
-              <w:top w:w="0" w:type="dxa"/>
-              <w:bottom w:w="0" w:type="dxa"/>
-              <w:left w:w="0" w:type="dxa"/>
-              <w:right w:w="0" w:type="dxa"/>
-            </w:tcMar>
-            <w:vAlign w:val="top"/>
-          </w:tcPr>
-          <w:p>
-            <w:pPr>
-              <w:pStyle w:val="Normal"/>
-              <w:jc w:val="center"/>
-              <w:pBdr>
-                <w:bottom w:val="none" w:sz="0" w:space="0" w:color="000000"/>
-                <w:top w:val="none" w:sz="0" w:space="0" w:color="000000"/>
-                <w:left w:val="none" w:sz="0" w:space="0" w:color="000000"/>
-                <w:right w:val="none" w:sz="0" w:space="0" w:color="000000"/>
-              </w:pBdr>
-              <w:spacing w:after="100" w:before="100" w:line="240"/>
-              <w:ind w:left="100" w:right="100" w:firstLine="0" w:firstLineChars="0"/>
-              <w:rPr>
-                <w:rFonts w:ascii="Helvetica" w:hAnsi="Helvetica" w:eastAsia="Helvetica" w:cs="Helvetica"/>
-                <w:i w:val="false"/>
-                <w:b w:val="false"/>
-                <w:u w:val="none"/>
-                <w:sz w:val="22"/>
-                <w:szCs w:val="22"/>
-                <w:color w:val="000000"/>
-              </w:rPr>
-            </w:pPr>
-            <w:r>
-              <w:rPr>
-                <w:rFonts w:ascii="Helvetica" w:hAnsi="Helvetica" w:eastAsia="Helvetica" w:cs="Helvetica"/>
-                <w:i w:val="false"/>
-                <w:b w:val="false"/>
-                <w:u w:val="none"/>
-                <w:sz w:val="22"/>
-                <w:szCs w:val="22"/>
-                <w:color w:val="000000"/>
-              </w:rPr>
-              <w:t xml:space="preserve">0.960</w:t>
+              <w:t xml:space="preserve">0.19, 4.70</w:t>
+            </w:r>
+          </w:p>
+        </w:tc>
+        <w:tc>
+          <w:tcPr>
+            <w:tcBorders>
+              <w:bottom w:val="none" w:sz="0" w:space="0" w:color="000000"/>
+              <w:top w:val="none" w:sz="0" w:space="0" w:color="000000"/>
+              <w:left w:val="none" w:sz="0" w:space="0" w:color="000000"/>
+              <w:right w:val="none" w:sz="0" w:space="0" w:color="000000"/>
+            </w:tcBorders>
+            <w:shd w:val="clear" w:color="auto" w:fill="FFFFFF"/>
+            <w:tcMar>
+              <w:top w:w="0" w:type="dxa"/>
+              <w:bottom w:w="0" w:type="dxa"/>
+              <w:left w:w="0" w:type="dxa"/>
+              <w:right w:w="0" w:type="dxa"/>
+            </w:tcMar>
+            <w:vAlign w:val="top"/>
+          </w:tcPr>
+          <w:p>
+            <w:pPr>
+              <w:pStyle w:val="Normal"/>
+              <w:jc w:val="center"/>
+              <w:pBdr>
+                <w:bottom w:val="none" w:sz="0" w:space="0" w:color="000000"/>
+                <w:top w:val="none" w:sz="0" w:space="0" w:color="000000"/>
+                <w:left w:val="none" w:sz="0" w:space="0" w:color="000000"/>
+                <w:right w:val="none" w:sz="0" w:space="0" w:color="000000"/>
+              </w:pBdr>
+              <w:spacing w:after="100" w:before="100" w:line="240"/>
+              <w:ind w:left="100" w:right="100" w:firstLine="0" w:firstLineChars="0"/>
+              <w:rPr>
+                <w:rFonts w:ascii="Helvetica" w:hAnsi="Helvetica" w:eastAsia="Helvetica" w:cs="Helvetica"/>
+                <w:i w:val="false"/>
+                <w:b w:val="false"/>
+                <w:u w:val="none"/>
+                <w:sz w:val="22"/>
+                <w:szCs w:val="22"/>
+                <w:color w:val="000000"/>
+              </w:rPr>
+            </w:pPr>
+            <w:r>
+              <w:rPr>
+                <w:rFonts w:ascii="Helvetica" w:hAnsi="Helvetica" w:eastAsia="Helvetica" w:cs="Helvetica"/>
+                <w:i w:val="false"/>
+                <w:b w:val="false"/>
+                <w:u w:val="none"/>
+                <w:sz w:val="22"/>
+                <w:szCs w:val="22"/>
+                <w:color w:val="000000"/>
+              </w:rPr>
+              <w:t xml:space="preserve">0.950</w:t>
             </w:r>
           </w:p>
         </w:tc>
@@ -6416,60 +6416,60 @@
                 <w:szCs w:val="22"/>
                 <w:color w:val="000000"/>
               </w:rPr>
-              <w:t xml:space="preserve">2.62</w:t>
-            </w:r>
-          </w:p>
-        </w:tc>
-        <w:tc>
-          <w:tcPr>
-            <w:tcBorders>
-              <w:bottom w:val="none" w:sz="0" w:space="0" w:color="000000"/>
-              <w:top w:val="none" w:sz="0" w:space="0" w:color="000000"/>
-              <w:left w:val="none" w:sz="0" w:space="0" w:color="000000"/>
-              <w:right w:val="none" w:sz="0" w:space="0" w:color="000000"/>
-            </w:tcBorders>
-            <w:shd w:val="clear" w:color="auto" w:fill="FFFFFF"/>
-            <w:tcMar>
-              <w:top w:w="0" w:type="dxa"/>
-              <w:bottom w:w="0" w:type="dxa"/>
-              <w:left w:w="0" w:type="dxa"/>
-              <w:right w:w="0" w:type="dxa"/>
-            </w:tcMar>
-            <w:vAlign w:val="top"/>
-          </w:tcPr>
-          <w:p>
-            <w:pPr>
-              <w:pStyle w:val="Normal"/>
-              <w:jc w:val="center"/>
-              <w:pBdr>
-                <w:bottom w:val="none" w:sz="0" w:space="0" w:color="000000"/>
-                <w:top w:val="none" w:sz="0" w:space="0" w:color="000000"/>
-                <w:left w:val="none" w:sz="0" w:space="0" w:color="000000"/>
-                <w:right w:val="none" w:sz="0" w:space="0" w:color="000000"/>
-              </w:pBdr>
-              <w:spacing w:after="100" w:before="100" w:line="240"/>
-              <w:ind w:left="100" w:right="100" w:firstLine="0" w:firstLineChars="0"/>
-              <w:rPr>
-                <w:rFonts w:ascii="Helvetica" w:hAnsi="Helvetica" w:eastAsia="Helvetica" w:cs="Helvetica"/>
-                <w:i w:val="false"/>
-                <w:b w:val="false"/>
-                <w:u w:val="none"/>
-                <w:sz w:val="22"/>
-                <w:szCs w:val="22"/>
-                <w:color w:val="000000"/>
-              </w:rPr>
-            </w:pPr>
-            <w:r>
-              <w:rPr>
-                <w:rFonts w:ascii="Helvetica" w:hAnsi="Helvetica" w:eastAsia="Helvetica" w:cs="Helvetica"/>
-                <w:i w:val="false"/>
-                <w:b w:val="false"/>
-                <w:u w:val="none"/>
-                <w:sz w:val="22"/>
-                <w:szCs w:val="22"/>
-                <w:color w:val="000000"/>
-              </w:rPr>
-              <w:t xml:space="preserve">0.04, 178</w:t>
+              <w:t xml:space="preserve">2.55</w:t>
+            </w:r>
+          </w:p>
+        </w:tc>
+        <w:tc>
+          <w:tcPr>
+            <w:tcBorders>
+              <w:bottom w:val="none" w:sz="0" w:space="0" w:color="000000"/>
+              <w:top w:val="none" w:sz="0" w:space="0" w:color="000000"/>
+              <w:left w:val="none" w:sz="0" w:space="0" w:color="000000"/>
+              <w:right w:val="none" w:sz="0" w:space="0" w:color="000000"/>
+            </w:tcBorders>
+            <w:shd w:val="clear" w:color="auto" w:fill="FFFFFF"/>
+            <w:tcMar>
+              <w:top w:w="0" w:type="dxa"/>
+              <w:bottom w:w="0" w:type="dxa"/>
+              <w:left w:w="0" w:type="dxa"/>
+              <w:right w:w="0" w:type="dxa"/>
+            </w:tcMar>
+            <w:vAlign w:val="top"/>
+          </w:tcPr>
+          <w:p>
+            <w:pPr>
+              <w:pStyle w:val="Normal"/>
+              <w:jc w:val="center"/>
+              <w:pBdr>
+                <w:bottom w:val="none" w:sz="0" w:space="0" w:color="000000"/>
+                <w:top w:val="none" w:sz="0" w:space="0" w:color="000000"/>
+                <w:left w:val="none" w:sz="0" w:space="0" w:color="000000"/>
+                <w:right w:val="none" w:sz="0" w:space="0" w:color="000000"/>
+              </w:pBdr>
+              <w:spacing w:after="100" w:before="100" w:line="240"/>
+              <w:ind w:left="100" w:right="100" w:firstLine="0" w:firstLineChars="0"/>
+              <w:rPr>
+                <w:rFonts w:ascii="Helvetica" w:hAnsi="Helvetica" w:eastAsia="Helvetica" w:cs="Helvetica"/>
+                <w:i w:val="false"/>
+                <w:b w:val="false"/>
+                <w:u w:val="none"/>
+                <w:sz w:val="22"/>
+                <w:szCs w:val="22"/>
+                <w:color w:val="000000"/>
+              </w:rPr>
+            </w:pPr>
+            <w:r>
+              <w:rPr>
+                <w:rFonts w:ascii="Helvetica" w:hAnsi="Helvetica" w:eastAsia="Helvetica" w:cs="Helvetica"/>
+                <w:i w:val="false"/>
+                <w:b w:val="false"/>
+                <w:u w:val="none"/>
+                <w:sz w:val="22"/>
+                <w:szCs w:val="22"/>
+                <w:color w:val="000000"/>
+              </w:rPr>
+              <w:t xml:space="preserve">0.04, 173</w:t>
             </w:r>
           </w:p>
         </w:tc>
@@ -6952,7 +6952,7 @@
                 <w:szCs w:val="22"/>
                 <w:color w:val="000000"/>
               </w:rPr>
-              <w:t xml:space="preserve">0.04, 21.2</w:t>
+              <w:t xml:space="preserve">0.04, 21.1</w:t>
             </w:r>
           </w:p>
         </w:tc>
@@ -7170,113 +7170,113 @@
                 <w:szCs w:val="22"/>
                 <w:color w:val="000000"/>
               </w:rPr>
-              <w:t xml:space="preserve">0.33</w:t>
-            </w:r>
-          </w:p>
-        </w:tc>
-        <w:tc>
-          <w:tcPr>
-            <w:tcBorders>
-              <w:bottom w:val="none" w:sz="0" w:space="0" w:color="000000"/>
-              <w:top w:val="none" w:sz="0" w:space="0" w:color="000000"/>
-              <w:left w:val="none" w:sz="0" w:space="0" w:color="000000"/>
-              <w:right w:val="none" w:sz="0" w:space="0" w:color="000000"/>
-            </w:tcBorders>
-            <w:shd w:val="clear" w:color="auto" w:fill="FFFFFF"/>
-            <w:tcMar>
-              <w:top w:w="0" w:type="dxa"/>
-              <w:bottom w:w="0" w:type="dxa"/>
-              <w:left w:w="0" w:type="dxa"/>
-              <w:right w:w="0" w:type="dxa"/>
-            </w:tcMar>
-            <w:vAlign w:val="top"/>
-          </w:tcPr>
-          <w:p>
-            <w:pPr>
-              <w:pStyle w:val="Normal"/>
-              <w:jc w:val="center"/>
-              <w:pBdr>
-                <w:bottom w:val="none" w:sz="0" w:space="0" w:color="000000"/>
-                <w:top w:val="none" w:sz="0" w:space="0" w:color="000000"/>
-                <w:left w:val="none" w:sz="0" w:space="0" w:color="000000"/>
-                <w:right w:val="none" w:sz="0" w:space="0" w:color="000000"/>
-              </w:pBdr>
-              <w:spacing w:after="100" w:before="100" w:line="240"/>
-              <w:ind w:left="100" w:right="100" w:firstLine="0" w:firstLineChars="0"/>
-              <w:rPr>
-                <w:rFonts w:ascii="Helvetica" w:hAnsi="Helvetica" w:eastAsia="Helvetica" w:cs="Helvetica"/>
-                <w:i w:val="false"/>
-                <w:b w:val="false"/>
-                <w:u w:val="none"/>
-                <w:sz w:val="22"/>
-                <w:szCs w:val="22"/>
-                <w:color w:val="000000"/>
-              </w:rPr>
-            </w:pPr>
-            <w:r>
-              <w:rPr>
-                <w:rFonts w:ascii="Helvetica" w:hAnsi="Helvetica" w:eastAsia="Helvetica" w:cs="Helvetica"/>
-                <w:i w:val="false"/>
-                <w:b w:val="false"/>
-                <w:u w:val="none"/>
-                <w:sz w:val="22"/>
-                <w:szCs w:val="22"/>
-                <w:color w:val="000000"/>
-              </w:rPr>
-              <w:t xml:space="preserve">0.06, 1.86</w:t>
-            </w:r>
-          </w:p>
-        </w:tc>
-        <w:tc>
-          <w:tcPr>
-            <w:tcBorders>
-              <w:bottom w:val="none" w:sz="0" w:space="0" w:color="000000"/>
-              <w:top w:val="none" w:sz="0" w:space="0" w:color="000000"/>
-              <w:left w:val="none" w:sz="0" w:space="0" w:color="000000"/>
-              <w:right w:val="none" w:sz="0" w:space="0" w:color="000000"/>
-            </w:tcBorders>
-            <w:shd w:val="clear" w:color="auto" w:fill="FFFFFF"/>
-            <w:tcMar>
-              <w:top w:w="0" w:type="dxa"/>
-              <w:bottom w:w="0" w:type="dxa"/>
-              <w:left w:w="0" w:type="dxa"/>
-              <w:right w:w="0" w:type="dxa"/>
-            </w:tcMar>
-            <w:vAlign w:val="top"/>
-          </w:tcPr>
-          <w:p>
-            <w:pPr>
-              <w:pStyle w:val="Normal"/>
-              <w:jc w:val="center"/>
-              <w:pBdr>
-                <w:bottom w:val="none" w:sz="0" w:space="0" w:color="000000"/>
-                <w:top w:val="none" w:sz="0" w:space="0" w:color="000000"/>
-                <w:left w:val="none" w:sz="0" w:space="0" w:color="000000"/>
-                <w:right w:val="none" w:sz="0" w:space="0" w:color="000000"/>
-              </w:pBdr>
-              <w:spacing w:after="100" w:before="100" w:line="240"/>
-              <w:ind w:left="100" w:right="100" w:firstLine="0" w:firstLineChars="0"/>
-              <w:rPr>
-                <w:rFonts w:ascii="Helvetica" w:hAnsi="Helvetica" w:eastAsia="Helvetica" w:cs="Helvetica"/>
-                <w:i w:val="false"/>
-                <w:b w:val="false"/>
-                <w:u w:val="none"/>
-                <w:sz w:val="22"/>
-                <w:szCs w:val="22"/>
-                <w:color w:val="000000"/>
-              </w:rPr>
-            </w:pPr>
-            <w:r>
-              <w:rPr>
-                <w:rFonts w:ascii="Helvetica" w:hAnsi="Helvetica" w:eastAsia="Helvetica" w:cs="Helvetica"/>
-                <w:i w:val="false"/>
-                <w:b w:val="false"/>
-                <w:u w:val="none"/>
-                <w:sz w:val="22"/>
-                <w:szCs w:val="22"/>
-                <w:color w:val="000000"/>
-              </w:rPr>
-              <w:t xml:space="preserve">0.210</w:t>
+              <w:t xml:space="preserve">0.32</w:t>
+            </w:r>
+          </w:p>
+        </w:tc>
+        <w:tc>
+          <w:tcPr>
+            <w:tcBorders>
+              <w:bottom w:val="none" w:sz="0" w:space="0" w:color="000000"/>
+              <w:top w:val="none" w:sz="0" w:space="0" w:color="000000"/>
+              <w:left w:val="none" w:sz="0" w:space="0" w:color="000000"/>
+              <w:right w:val="none" w:sz="0" w:space="0" w:color="000000"/>
+            </w:tcBorders>
+            <w:shd w:val="clear" w:color="auto" w:fill="FFFFFF"/>
+            <w:tcMar>
+              <w:top w:w="0" w:type="dxa"/>
+              <w:bottom w:w="0" w:type="dxa"/>
+              <w:left w:w="0" w:type="dxa"/>
+              <w:right w:w="0" w:type="dxa"/>
+            </w:tcMar>
+            <w:vAlign w:val="top"/>
+          </w:tcPr>
+          <w:p>
+            <w:pPr>
+              <w:pStyle w:val="Normal"/>
+              <w:jc w:val="center"/>
+              <w:pBdr>
+                <w:bottom w:val="none" w:sz="0" w:space="0" w:color="000000"/>
+                <w:top w:val="none" w:sz="0" w:space="0" w:color="000000"/>
+                <w:left w:val="none" w:sz="0" w:space="0" w:color="000000"/>
+                <w:right w:val="none" w:sz="0" w:space="0" w:color="000000"/>
+              </w:pBdr>
+              <w:spacing w:after="100" w:before="100" w:line="240"/>
+              <w:ind w:left="100" w:right="100" w:firstLine="0" w:firstLineChars="0"/>
+              <w:rPr>
+                <w:rFonts w:ascii="Helvetica" w:hAnsi="Helvetica" w:eastAsia="Helvetica" w:cs="Helvetica"/>
+                <w:i w:val="false"/>
+                <w:b w:val="false"/>
+                <w:u w:val="none"/>
+                <w:sz w:val="22"/>
+                <w:szCs w:val="22"/>
+                <w:color w:val="000000"/>
+              </w:rPr>
+            </w:pPr>
+            <w:r>
+              <w:rPr>
+                <w:rFonts w:ascii="Helvetica" w:hAnsi="Helvetica" w:eastAsia="Helvetica" w:cs="Helvetica"/>
+                <w:i w:val="false"/>
+                <w:b w:val="false"/>
+                <w:u w:val="none"/>
+                <w:sz w:val="22"/>
+                <w:szCs w:val="22"/>
+                <w:color w:val="000000"/>
+              </w:rPr>
+              <w:t xml:space="preserve">0.06, 1.85</w:t>
+            </w:r>
+          </w:p>
+        </w:tc>
+        <w:tc>
+          <w:tcPr>
+            <w:tcBorders>
+              <w:bottom w:val="none" w:sz="0" w:space="0" w:color="000000"/>
+              <w:top w:val="none" w:sz="0" w:space="0" w:color="000000"/>
+              <w:left w:val="none" w:sz="0" w:space="0" w:color="000000"/>
+              <w:right w:val="none" w:sz="0" w:space="0" w:color="000000"/>
+            </w:tcBorders>
+            <w:shd w:val="clear" w:color="auto" w:fill="FFFFFF"/>
+            <w:tcMar>
+              <w:top w:w="0" w:type="dxa"/>
+              <w:bottom w:w="0" w:type="dxa"/>
+              <w:left w:w="0" w:type="dxa"/>
+              <w:right w:w="0" w:type="dxa"/>
+            </w:tcMar>
+            <w:vAlign w:val="top"/>
+          </w:tcPr>
+          <w:p>
+            <w:pPr>
+              <w:pStyle w:val="Normal"/>
+              <w:jc w:val="center"/>
+              <w:pBdr>
+                <w:bottom w:val="none" w:sz="0" w:space="0" w:color="000000"/>
+                <w:top w:val="none" w:sz="0" w:space="0" w:color="000000"/>
+                <w:left w:val="none" w:sz="0" w:space="0" w:color="000000"/>
+                <w:right w:val="none" w:sz="0" w:space="0" w:color="000000"/>
+              </w:pBdr>
+              <w:spacing w:after="100" w:before="100" w:line="240"/>
+              <w:ind w:left="100" w:right="100" w:firstLine="0" w:firstLineChars="0"/>
+              <w:rPr>
+                <w:rFonts w:ascii="Helvetica" w:hAnsi="Helvetica" w:eastAsia="Helvetica" w:cs="Helvetica"/>
+                <w:i w:val="false"/>
+                <w:b w:val="false"/>
+                <w:u w:val="none"/>
+                <w:sz w:val="22"/>
+                <w:szCs w:val="22"/>
+                <w:color w:val="000000"/>
+              </w:rPr>
+            </w:pPr>
+            <w:r>
+              <w:rPr>
+                <w:rFonts w:ascii="Helvetica" w:hAnsi="Helvetica" w:eastAsia="Helvetica" w:cs="Helvetica"/>
+                <w:i w:val="false"/>
+                <w:b w:val="false"/>
+                <w:u w:val="none"/>
+                <w:sz w:val="22"/>
+                <w:szCs w:val="22"/>
+                <w:color w:val="000000"/>
+              </w:rPr>
+              <w:t xml:space="preserve">0.200</w:t>
             </w:r>
           </w:p>
         </w:tc>
@@ -7382,113 +7382,113 @@
                 <w:szCs w:val="22"/>
                 <w:color w:val="000000"/>
               </w:rPr>
-              <w:t xml:space="preserve">4.96</w:t>
-            </w:r>
-          </w:p>
-        </w:tc>
-        <w:tc>
-          <w:tcPr>
-            <w:tcBorders>
-              <w:bottom w:val="none" w:sz="0" w:space="0" w:color="000000"/>
-              <w:top w:val="none" w:sz="0" w:space="0" w:color="000000"/>
-              <w:left w:val="none" w:sz="0" w:space="0" w:color="000000"/>
-              <w:right w:val="none" w:sz="0" w:space="0" w:color="000000"/>
-            </w:tcBorders>
-            <w:shd w:val="clear" w:color="auto" w:fill="FFFFFF"/>
-            <w:tcMar>
-              <w:top w:w="0" w:type="dxa"/>
-              <w:bottom w:w="0" w:type="dxa"/>
-              <w:left w:w="0" w:type="dxa"/>
-              <w:right w:w="0" w:type="dxa"/>
-            </w:tcMar>
-            <w:vAlign w:val="top"/>
-          </w:tcPr>
-          <w:p>
-            <w:pPr>
-              <w:pStyle w:val="Normal"/>
-              <w:jc w:val="center"/>
-              <w:pBdr>
-                <w:bottom w:val="none" w:sz="0" w:space="0" w:color="000000"/>
-                <w:top w:val="none" w:sz="0" w:space="0" w:color="000000"/>
-                <w:left w:val="none" w:sz="0" w:space="0" w:color="000000"/>
-                <w:right w:val="none" w:sz="0" w:space="0" w:color="000000"/>
-              </w:pBdr>
-              <w:spacing w:after="100" w:before="100" w:line="240"/>
-              <w:ind w:left="100" w:right="100" w:firstLine="0" w:firstLineChars="0"/>
-              <w:rPr>
-                <w:rFonts w:ascii="Helvetica" w:hAnsi="Helvetica" w:eastAsia="Helvetica" w:cs="Helvetica"/>
-                <w:i w:val="false"/>
-                <w:b w:val="false"/>
-                <w:u w:val="none"/>
-                <w:sz w:val="22"/>
-                <w:szCs w:val="22"/>
-                <w:color w:val="000000"/>
-              </w:rPr>
-            </w:pPr>
-            <w:r>
-              <w:rPr>
-                <w:rFonts w:ascii="Helvetica" w:hAnsi="Helvetica" w:eastAsia="Helvetica" w:cs="Helvetica"/>
-                <w:i w:val="false"/>
-                <w:b w:val="false"/>
-                <w:u w:val="none"/>
-                <w:sz w:val="22"/>
-                <w:szCs w:val="22"/>
-                <w:color w:val="000000"/>
-              </w:rPr>
-              <w:t xml:space="preserve">0.07, 373</w:t>
-            </w:r>
-          </w:p>
-        </w:tc>
-        <w:tc>
-          <w:tcPr>
-            <w:tcBorders>
-              <w:bottom w:val="none" w:sz="0" w:space="0" w:color="000000"/>
-              <w:top w:val="none" w:sz="0" w:space="0" w:color="000000"/>
-              <w:left w:val="none" w:sz="0" w:space="0" w:color="000000"/>
-              <w:right w:val="none" w:sz="0" w:space="0" w:color="000000"/>
-            </w:tcBorders>
-            <w:shd w:val="clear" w:color="auto" w:fill="FFFFFF"/>
-            <w:tcMar>
-              <w:top w:w="0" w:type="dxa"/>
-              <w:bottom w:w="0" w:type="dxa"/>
-              <w:left w:w="0" w:type="dxa"/>
-              <w:right w:w="0" w:type="dxa"/>
-            </w:tcMar>
-            <w:vAlign w:val="top"/>
-          </w:tcPr>
-          <w:p>
-            <w:pPr>
-              <w:pStyle w:val="Normal"/>
-              <w:jc w:val="center"/>
-              <w:pBdr>
-                <w:bottom w:val="none" w:sz="0" w:space="0" w:color="000000"/>
-                <w:top w:val="none" w:sz="0" w:space="0" w:color="000000"/>
-                <w:left w:val="none" w:sz="0" w:space="0" w:color="000000"/>
-                <w:right w:val="none" w:sz="0" w:space="0" w:color="000000"/>
-              </w:pBdr>
-              <w:spacing w:after="100" w:before="100" w:line="240"/>
-              <w:ind w:left="100" w:right="100" w:firstLine="0" w:firstLineChars="0"/>
-              <w:rPr>
-                <w:rFonts w:ascii="Helvetica" w:hAnsi="Helvetica" w:eastAsia="Helvetica" w:cs="Helvetica"/>
-                <w:i w:val="false"/>
-                <w:b w:val="false"/>
-                <w:u w:val="none"/>
-                <w:sz w:val="22"/>
-                <w:szCs w:val="22"/>
-                <w:color w:val="000000"/>
-              </w:rPr>
-            </w:pPr>
-            <w:r>
-              <w:rPr>
-                <w:rFonts w:ascii="Helvetica" w:hAnsi="Helvetica" w:eastAsia="Helvetica" w:cs="Helvetica"/>
-                <w:i w:val="false"/>
-                <w:b w:val="false"/>
-                <w:u w:val="none"/>
-                <w:sz w:val="22"/>
-                <w:szCs w:val="22"/>
-                <w:color w:val="000000"/>
-              </w:rPr>
-              <w:t xml:space="preserve">0.470</w:t>
+              <w:t xml:space="preserve">4.57</w:t>
+            </w:r>
+          </w:p>
+        </w:tc>
+        <w:tc>
+          <w:tcPr>
+            <w:tcBorders>
+              <w:bottom w:val="none" w:sz="0" w:space="0" w:color="000000"/>
+              <w:top w:val="none" w:sz="0" w:space="0" w:color="000000"/>
+              <w:left w:val="none" w:sz="0" w:space="0" w:color="000000"/>
+              <w:right w:val="none" w:sz="0" w:space="0" w:color="000000"/>
+            </w:tcBorders>
+            <w:shd w:val="clear" w:color="auto" w:fill="FFFFFF"/>
+            <w:tcMar>
+              <w:top w:w="0" w:type="dxa"/>
+              <w:bottom w:w="0" w:type="dxa"/>
+              <w:left w:w="0" w:type="dxa"/>
+              <w:right w:w="0" w:type="dxa"/>
+            </w:tcMar>
+            <w:vAlign w:val="top"/>
+          </w:tcPr>
+          <w:p>
+            <w:pPr>
+              <w:pStyle w:val="Normal"/>
+              <w:jc w:val="center"/>
+              <w:pBdr>
+                <w:bottom w:val="none" w:sz="0" w:space="0" w:color="000000"/>
+                <w:top w:val="none" w:sz="0" w:space="0" w:color="000000"/>
+                <w:left w:val="none" w:sz="0" w:space="0" w:color="000000"/>
+                <w:right w:val="none" w:sz="0" w:space="0" w:color="000000"/>
+              </w:pBdr>
+              <w:spacing w:after="100" w:before="100" w:line="240"/>
+              <w:ind w:left="100" w:right="100" w:firstLine="0" w:firstLineChars="0"/>
+              <w:rPr>
+                <w:rFonts w:ascii="Helvetica" w:hAnsi="Helvetica" w:eastAsia="Helvetica" w:cs="Helvetica"/>
+                <w:i w:val="false"/>
+                <w:b w:val="false"/>
+                <w:u w:val="none"/>
+                <w:sz w:val="22"/>
+                <w:szCs w:val="22"/>
+                <w:color w:val="000000"/>
+              </w:rPr>
+            </w:pPr>
+            <w:r>
+              <w:rPr>
+                <w:rFonts w:ascii="Helvetica" w:hAnsi="Helvetica" w:eastAsia="Helvetica" w:cs="Helvetica"/>
+                <w:i w:val="false"/>
+                <w:b w:val="false"/>
+                <w:u w:val="none"/>
+                <w:sz w:val="22"/>
+                <w:szCs w:val="22"/>
+                <w:color w:val="000000"/>
+              </w:rPr>
+              <w:t xml:space="preserve">0.06, 338</w:t>
+            </w:r>
+          </w:p>
+        </w:tc>
+        <w:tc>
+          <w:tcPr>
+            <w:tcBorders>
+              <w:bottom w:val="none" w:sz="0" w:space="0" w:color="000000"/>
+              <w:top w:val="none" w:sz="0" w:space="0" w:color="000000"/>
+              <w:left w:val="none" w:sz="0" w:space="0" w:color="000000"/>
+              <w:right w:val="none" w:sz="0" w:space="0" w:color="000000"/>
+            </w:tcBorders>
+            <w:shd w:val="clear" w:color="auto" w:fill="FFFFFF"/>
+            <w:tcMar>
+              <w:top w:w="0" w:type="dxa"/>
+              <w:bottom w:w="0" w:type="dxa"/>
+              <w:left w:w="0" w:type="dxa"/>
+              <w:right w:w="0" w:type="dxa"/>
+            </w:tcMar>
+            <w:vAlign w:val="top"/>
+          </w:tcPr>
+          <w:p>
+            <w:pPr>
+              <w:pStyle w:val="Normal"/>
+              <w:jc w:val="center"/>
+              <w:pBdr>
+                <w:bottom w:val="none" w:sz="0" w:space="0" w:color="000000"/>
+                <w:top w:val="none" w:sz="0" w:space="0" w:color="000000"/>
+                <w:left w:val="none" w:sz="0" w:space="0" w:color="000000"/>
+                <w:right w:val="none" w:sz="0" w:space="0" w:color="000000"/>
+              </w:pBdr>
+              <w:spacing w:after="100" w:before="100" w:line="240"/>
+              <w:ind w:left="100" w:right="100" w:firstLine="0" w:firstLineChars="0"/>
+              <w:rPr>
+                <w:rFonts w:ascii="Helvetica" w:hAnsi="Helvetica" w:eastAsia="Helvetica" w:cs="Helvetica"/>
+                <w:i w:val="false"/>
+                <w:b w:val="false"/>
+                <w:u w:val="none"/>
+                <w:sz w:val="22"/>
+                <w:szCs w:val="22"/>
+                <w:color w:val="000000"/>
+              </w:rPr>
+            </w:pPr>
+            <w:r>
+              <w:rPr>
+                <w:rFonts w:ascii="Helvetica" w:hAnsi="Helvetica" w:eastAsia="Helvetica" w:cs="Helvetica"/>
+                <w:i w:val="false"/>
+                <w:b w:val="false"/>
+                <w:u w:val="none"/>
+                <w:sz w:val="22"/>
+                <w:szCs w:val="22"/>
+                <w:color w:val="000000"/>
+              </w:rPr>
+              <w:t xml:space="preserve">0.490</w:t>
             </w:r>
           </w:p>
         </w:tc>
@@ -8136,60 +8136,60 @@
                 <w:szCs w:val="22"/>
                 <w:color w:val="000000"/>
               </w:rPr>
-              <w:t xml:space="preserve">4.18</w:t>
-            </w:r>
-          </w:p>
-        </w:tc>
-        <w:tc>
-          <w:tcPr>
-            <w:tcBorders>
-              <w:bottom w:val="none" w:sz="0" w:space="0" w:color="000000"/>
-              <w:top w:val="none" w:sz="0" w:space="0" w:color="000000"/>
-              <w:left w:val="none" w:sz="0" w:space="0" w:color="000000"/>
-              <w:right w:val="none" w:sz="0" w:space="0" w:color="000000"/>
-            </w:tcBorders>
-            <w:shd w:val="clear" w:color="auto" w:fill="FFFFFF"/>
-            <w:tcMar>
-              <w:top w:w="0" w:type="dxa"/>
-              <w:bottom w:w="0" w:type="dxa"/>
-              <w:left w:w="0" w:type="dxa"/>
-              <w:right w:w="0" w:type="dxa"/>
-            </w:tcMar>
-            <w:vAlign w:val="top"/>
-          </w:tcPr>
-          <w:p>
-            <w:pPr>
-              <w:pStyle w:val="Normal"/>
-              <w:jc w:val="center"/>
-              <w:pBdr>
-                <w:bottom w:val="none" w:sz="0" w:space="0" w:color="000000"/>
-                <w:top w:val="none" w:sz="0" w:space="0" w:color="000000"/>
-                <w:left w:val="none" w:sz="0" w:space="0" w:color="000000"/>
-                <w:right w:val="none" w:sz="0" w:space="0" w:color="000000"/>
-              </w:pBdr>
-              <w:spacing w:after="100" w:before="100" w:line="240"/>
-              <w:ind w:left="100" w:right="100" w:firstLine="0" w:firstLineChars="0"/>
-              <w:rPr>
-                <w:rFonts w:ascii="Helvetica" w:hAnsi="Helvetica" w:eastAsia="Helvetica" w:cs="Helvetica"/>
-                <w:i w:val="false"/>
-                <w:b w:val="false"/>
-                <w:u w:val="none"/>
-                <w:sz w:val="22"/>
-                <w:szCs w:val="22"/>
-                <w:color w:val="000000"/>
-              </w:rPr>
-            </w:pPr>
-            <w:r>
-              <w:rPr>
-                <w:rFonts w:ascii="Helvetica" w:hAnsi="Helvetica" w:eastAsia="Helvetica" w:cs="Helvetica"/>
-                <w:i w:val="false"/>
-                <w:b w:val="false"/>
-                <w:u w:val="none"/>
-                <w:sz w:val="22"/>
-                <w:szCs w:val="22"/>
-                <w:color w:val="000000"/>
-              </w:rPr>
-              <w:t xml:space="preserve">0.57, 30.5</w:t>
+              <w:t xml:space="preserve">4.16</w:t>
+            </w:r>
+          </w:p>
+        </w:tc>
+        <w:tc>
+          <w:tcPr>
+            <w:tcBorders>
+              <w:bottom w:val="none" w:sz="0" w:space="0" w:color="000000"/>
+              <w:top w:val="none" w:sz="0" w:space="0" w:color="000000"/>
+              <w:left w:val="none" w:sz="0" w:space="0" w:color="000000"/>
+              <w:right w:val="none" w:sz="0" w:space="0" w:color="000000"/>
+            </w:tcBorders>
+            <w:shd w:val="clear" w:color="auto" w:fill="FFFFFF"/>
+            <w:tcMar>
+              <w:top w:w="0" w:type="dxa"/>
+              <w:bottom w:w="0" w:type="dxa"/>
+              <w:left w:w="0" w:type="dxa"/>
+              <w:right w:w="0" w:type="dxa"/>
+            </w:tcMar>
+            <w:vAlign w:val="top"/>
+          </w:tcPr>
+          <w:p>
+            <w:pPr>
+              <w:pStyle w:val="Normal"/>
+              <w:jc w:val="center"/>
+              <w:pBdr>
+                <w:bottom w:val="none" w:sz="0" w:space="0" w:color="000000"/>
+                <w:top w:val="none" w:sz="0" w:space="0" w:color="000000"/>
+                <w:left w:val="none" w:sz="0" w:space="0" w:color="000000"/>
+                <w:right w:val="none" w:sz="0" w:space="0" w:color="000000"/>
+              </w:pBdr>
+              <w:spacing w:after="100" w:before="100" w:line="240"/>
+              <w:ind w:left="100" w:right="100" w:firstLine="0" w:firstLineChars="0"/>
+              <w:rPr>
+                <w:rFonts w:ascii="Helvetica" w:hAnsi="Helvetica" w:eastAsia="Helvetica" w:cs="Helvetica"/>
+                <w:i w:val="false"/>
+                <w:b w:val="false"/>
+                <w:u w:val="none"/>
+                <w:sz w:val="22"/>
+                <w:szCs w:val="22"/>
+                <w:color w:val="000000"/>
+              </w:rPr>
+            </w:pPr>
+            <w:r>
+              <w:rPr>
+                <w:rFonts w:ascii="Helvetica" w:hAnsi="Helvetica" w:eastAsia="Helvetica" w:cs="Helvetica"/>
+                <w:i w:val="false"/>
+                <w:b w:val="false"/>
+                <w:u w:val="none"/>
+                <w:sz w:val="22"/>
+                <w:szCs w:val="22"/>
+                <w:color w:val="000000"/>
+              </w:rPr>
+              <w:t xml:space="preserve">0.57, 30.4</w:t>
             </w:r>
           </w:p>
         </w:tc>
@@ -8348,60 +8348,60 @@
                 <w:szCs w:val="22"/>
                 <w:color w:val="000000"/>
               </w:rPr>
-              <w:t xml:space="preserve">9.89</w:t>
-            </w:r>
-          </w:p>
-        </w:tc>
-        <w:tc>
-          <w:tcPr>
-            <w:tcBorders>
-              <w:bottom w:val="none" w:sz="0" w:space="0" w:color="000000"/>
-              <w:top w:val="none" w:sz="0" w:space="0" w:color="000000"/>
-              <w:left w:val="none" w:sz="0" w:space="0" w:color="000000"/>
-              <w:right w:val="none" w:sz="0" w:space="0" w:color="000000"/>
-            </w:tcBorders>
-            <w:shd w:val="clear" w:color="auto" w:fill="FFFFFF"/>
-            <w:tcMar>
-              <w:top w:w="0" w:type="dxa"/>
-              <w:bottom w:w="0" w:type="dxa"/>
-              <w:left w:w="0" w:type="dxa"/>
-              <w:right w:w="0" w:type="dxa"/>
-            </w:tcMar>
-            <w:vAlign w:val="top"/>
-          </w:tcPr>
-          <w:p>
-            <w:pPr>
-              <w:pStyle w:val="Normal"/>
-              <w:jc w:val="center"/>
-              <w:pBdr>
-                <w:bottom w:val="none" w:sz="0" w:space="0" w:color="000000"/>
-                <w:top w:val="none" w:sz="0" w:space="0" w:color="000000"/>
-                <w:left w:val="none" w:sz="0" w:space="0" w:color="000000"/>
-                <w:right w:val="none" w:sz="0" w:space="0" w:color="000000"/>
-              </w:pBdr>
-              <w:spacing w:after="100" w:before="100" w:line="240"/>
-              <w:ind w:left="100" w:right="100" w:firstLine="0" w:firstLineChars="0"/>
-              <w:rPr>
-                <w:rFonts w:ascii="Helvetica" w:hAnsi="Helvetica" w:eastAsia="Helvetica" w:cs="Helvetica"/>
-                <w:i w:val="false"/>
-                <w:b w:val="false"/>
-                <w:u w:val="none"/>
-                <w:sz w:val="22"/>
-                <w:szCs w:val="22"/>
-                <w:color w:val="000000"/>
-              </w:rPr>
-            </w:pPr>
-            <w:r>
-              <w:rPr>
-                <w:rFonts w:ascii="Helvetica" w:hAnsi="Helvetica" w:eastAsia="Helvetica" w:cs="Helvetica"/>
-                <w:i w:val="false"/>
-                <w:b w:val="false"/>
-                <w:u w:val="none"/>
-                <w:sz w:val="22"/>
-                <w:szCs w:val="22"/>
-                <w:color w:val="000000"/>
-              </w:rPr>
-              <w:t xml:space="preserve">0.26, 381</w:t>
+              <w:t xml:space="preserve">9.63</w:t>
+            </w:r>
+          </w:p>
+        </w:tc>
+        <w:tc>
+          <w:tcPr>
+            <w:tcBorders>
+              <w:bottom w:val="none" w:sz="0" w:space="0" w:color="000000"/>
+              <w:top w:val="none" w:sz="0" w:space="0" w:color="000000"/>
+              <w:left w:val="none" w:sz="0" w:space="0" w:color="000000"/>
+              <w:right w:val="none" w:sz="0" w:space="0" w:color="000000"/>
+            </w:tcBorders>
+            <w:shd w:val="clear" w:color="auto" w:fill="FFFFFF"/>
+            <w:tcMar>
+              <w:top w:w="0" w:type="dxa"/>
+              <w:bottom w:w="0" w:type="dxa"/>
+              <w:left w:w="0" w:type="dxa"/>
+              <w:right w:w="0" w:type="dxa"/>
+            </w:tcMar>
+            <w:vAlign w:val="top"/>
+          </w:tcPr>
+          <w:p>
+            <w:pPr>
+              <w:pStyle w:val="Normal"/>
+              <w:jc w:val="center"/>
+              <w:pBdr>
+                <w:bottom w:val="none" w:sz="0" w:space="0" w:color="000000"/>
+                <w:top w:val="none" w:sz="0" w:space="0" w:color="000000"/>
+                <w:left w:val="none" w:sz="0" w:space="0" w:color="000000"/>
+                <w:right w:val="none" w:sz="0" w:space="0" w:color="000000"/>
+              </w:pBdr>
+              <w:spacing w:after="100" w:before="100" w:line="240"/>
+              <w:ind w:left="100" w:right="100" w:firstLine="0" w:firstLineChars="0"/>
+              <w:rPr>
+                <w:rFonts w:ascii="Helvetica" w:hAnsi="Helvetica" w:eastAsia="Helvetica" w:cs="Helvetica"/>
+                <w:i w:val="false"/>
+                <w:b w:val="false"/>
+                <w:u w:val="none"/>
+                <w:sz w:val="22"/>
+                <w:szCs w:val="22"/>
+                <w:color w:val="000000"/>
+              </w:rPr>
+            </w:pPr>
+            <w:r>
+              <w:rPr>
+                <w:rFonts w:ascii="Helvetica" w:hAnsi="Helvetica" w:eastAsia="Helvetica" w:cs="Helvetica"/>
+                <w:i w:val="false"/>
+                <w:b w:val="false"/>
+                <w:u w:val="none"/>
+                <w:sz w:val="22"/>
+                <w:szCs w:val="22"/>
+                <w:color w:val="000000"/>
+              </w:rPr>
+              <w:t xml:space="preserve">0.25, 370</w:t>
             </w:r>
           </w:p>
         </w:tc>
@@ -9427,7 +9427,7 @@
       </w:tr>
       <w:tr>
         <w:trPr>
-          <w:trHeight w:val="597" w:hRule="auto"/>
+          <w:trHeight w:val="598" w:hRule="auto"/>
         </w:trPr>
         body19
         <w:tc>
@@ -9638,7 +9638,7 @@
                 <w:szCs w:val="22"/>
                 <w:color w:val="000000"/>
               </w:rPr>
-              <w:t xml:space="preserve">0.07, 1.30</w:t>
+              <w:t xml:space="preserve">0.07, 1.29</w:t>
             </w:r>
           </w:p>
         </w:tc>
@@ -9903,7 +9903,7 @@
                 <w:szCs w:val="22"/>
                 <w:color w:val="000000"/>
               </w:rPr>
-              <w:t xml:space="preserve">0.056</w:t>
+              <w:t xml:space="preserve">0.057</w:t>
             </w:r>
           </w:p>
         </w:tc>
@@ -10121,60 +10121,60 @@
                 <w:szCs w:val="22"/>
                 <w:color w:val="000000"/>
               </w:rPr>
-              <w:t xml:space="preserve">0.08, 1.02</w:t>
-            </w:r>
-          </w:p>
-        </w:tc>
-        <w:tc>
-          <w:tcPr>
-            <w:tcBorders>
-              <w:bottom w:val="none" w:sz="0" w:space="0" w:color="000000"/>
-              <w:top w:val="none" w:sz="0" w:space="0" w:color="000000"/>
-              <w:left w:val="none" w:sz="0" w:space="0" w:color="000000"/>
-              <w:right w:val="none" w:sz="0" w:space="0" w:color="000000"/>
-            </w:tcBorders>
-            <w:shd w:val="clear" w:color="auto" w:fill="FFFFFF"/>
-            <w:tcMar>
-              <w:top w:w="0" w:type="dxa"/>
-              <w:bottom w:w="0" w:type="dxa"/>
-              <w:left w:w="0" w:type="dxa"/>
-              <w:right w:w="0" w:type="dxa"/>
-            </w:tcMar>
-            <w:vAlign w:val="top"/>
-          </w:tcPr>
-          <w:p>
-            <w:pPr>
-              <w:pStyle w:val="Normal"/>
-              <w:jc w:val="center"/>
-              <w:pBdr>
-                <w:bottom w:val="none" w:sz="0" w:space="0" w:color="000000"/>
-                <w:top w:val="none" w:sz="0" w:space="0" w:color="000000"/>
-                <w:left w:val="none" w:sz="0" w:space="0" w:color="000000"/>
-                <w:right w:val="none" w:sz="0" w:space="0" w:color="000000"/>
-              </w:pBdr>
-              <w:spacing w:after="100" w:before="100" w:line="240"/>
-              <w:ind w:left="100" w:right="100" w:firstLine="0" w:firstLineChars="0"/>
-              <w:rPr>
-                <w:rFonts w:ascii="Helvetica" w:hAnsi="Helvetica" w:eastAsia="Helvetica" w:cs="Helvetica"/>
-                <w:i w:val="false"/>
-                <w:b w:val="false"/>
-                <w:u w:val="none"/>
-                <w:sz w:val="22"/>
-                <w:szCs w:val="22"/>
-                <w:color w:val="000000"/>
-              </w:rPr>
-            </w:pPr>
-            <w:r>
-              <w:rPr>
-                <w:rFonts w:ascii="Helvetica" w:hAnsi="Helvetica" w:eastAsia="Helvetica" w:cs="Helvetica"/>
-                <w:i w:val="false"/>
-                <w:b w:val="false"/>
-                <w:u w:val="none"/>
-                <w:sz w:val="22"/>
-                <w:szCs w:val="22"/>
-                <w:color w:val="000000"/>
-              </w:rPr>
-              <w:t xml:space="preserve">0.054</w:t>
+              <w:t xml:space="preserve">0.08, 1.01</w:t>
+            </w:r>
+          </w:p>
+        </w:tc>
+        <w:tc>
+          <w:tcPr>
+            <w:tcBorders>
+              <w:bottom w:val="none" w:sz="0" w:space="0" w:color="000000"/>
+              <w:top w:val="none" w:sz="0" w:space="0" w:color="000000"/>
+              <w:left w:val="none" w:sz="0" w:space="0" w:color="000000"/>
+              <w:right w:val="none" w:sz="0" w:space="0" w:color="000000"/>
+            </w:tcBorders>
+            <w:shd w:val="clear" w:color="auto" w:fill="FFFFFF"/>
+            <w:tcMar>
+              <w:top w:w="0" w:type="dxa"/>
+              <w:bottom w:w="0" w:type="dxa"/>
+              <w:left w:w="0" w:type="dxa"/>
+              <w:right w:w="0" w:type="dxa"/>
+            </w:tcMar>
+            <w:vAlign w:val="top"/>
+          </w:tcPr>
+          <w:p>
+            <w:pPr>
+              <w:pStyle w:val="Normal"/>
+              <w:jc w:val="center"/>
+              <w:pBdr>
+                <w:bottom w:val="none" w:sz="0" w:space="0" w:color="000000"/>
+                <w:top w:val="none" w:sz="0" w:space="0" w:color="000000"/>
+                <w:left w:val="none" w:sz="0" w:space="0" w:color="000000"/>
+                <w:right w:val="none" w:sz="0" w:space="0" w:color="000000"/>
+              </w:pBdr>
+              <w:spacing w:after="100" w:before="100" w:line="240"/>
+              <w:ind w:left="100" w:right="100" w:firstLine="0" w:firstLineChars="0"/>
+              <w:rPr>
+                <w:rFonts w:ascii="Helvetica" w:hAnsi="Helvetica" w:eastAsia="Helvetica" w:cs="Helvetica"/>
+                <w:i w:val="false"/>
+                <w:b w:val="false"/>
+                <w:u w:val="none"/>
+                <w:sz w:val="22"/>
+                <w:szCs w:val="22"/>
+                <w:color w:val="000000"/>
+              </w:rPr>
+            </w:pPr>
+            <w:r>
+              <w:rPr>
+                <w:rFonts w:ascii="Helvetica" w:hAnsi="Helvetica" w:eastAsia="Helvetica" w:cs="Helvetica"/>
+                <w:i w:val="false"/>
+                <w:b w:val="false"/>
+                <w:u w:val="none"/>
+                <w:sz w:val="22"/>
+                <w:szCs w:val="22"/>
+                <w:color w:val="000000"/>
+              </w:rPr>
+              <w:t xml:space="preserve">0.053</w:t>
             </w:r>
           </w:p>
         </w:tc>
@@ -10280,113 +10280,113 @@
                 <w:szCs w:val="22"/>
                 <w:color w:val="000000"/>
               </w:rPr>
-              <w:t xml:space="preserve">0.16</w:t>
-            </w:r>
-          </w:p>
-        </w:tc>
-        <w:tc>
-          <w:tcPr>
-            <w:tcBorders>
-              <w:bottom w:val="none" w:sz="0" w:space="0" w:color="000000"/>
-              <w:top w:val="none" w:sz="0" w:space="0" w:color="000000"/>
-              <w:left w:val="none" w:sz="0" w:space="0" w:color="000000"/>
-              <w:right w:val="none" w:sz="0" w:space="0" w:color="000000"/>
-            </w:tcBorders>
-            <w:shd w:val="clear" w:color="auto" w:fill="FFFFFF"/>
-            <w:tcMar>
-              <w:top w:w="0" w:type="dxa"/>
-              <w:bottom w:w="0" w:type="dxa"/>
-              <w:left w:w="0" w:type="dxa"/>
-              <w:right w:w="0" w:type="dxa"/>
-            </w:tcMar>
-            <w:vAlign w:val="top"/>
-          </w:tcPr>
-          <w:p>
-            <w:pPr>
-              <w:pStyle w:val="Normal"/>
-              <w:jc w:val="center"/>
-              <w:pBdr>
-                <w:bottom w:val="none" w:sz="0" w:space="0" w:color="000000"/>
-                <w:top w:val="none" w:sz="0" w:space="0" w:color="000000"/>
-                <w:left w:val="none" w:sz="0" w:space="0" w:color="000000"/>
-                <w:right w:val="none" w:sz="0" w:space="0" w:color="000000"/>
-              </w:pBdr>
-              <w:spacing w:after="100" w:before="100" w:line="240"/>
-              <w:ind w:left="100" w:right="100" w:firstLine="0" w:firstLineChars="0"/>
-              <w:rPr>
-                <w:rFonts w:ascii="Helvetica" w:hAnsi="Helvetica" w:eastAsia="Helvetica" w:cs="Helvetica"/>
-                <w:i w:val="false"/>
-                <w:b w:val="false"/>
-                <w:u w:val="none"/>
-                <w:sz w:val="22"/>
-                <w:szCs w:val="22"/>
-                <w:color w:val="000000"/>
-              </w:rPr>
-            </w:pPr>
-            <w:r>
-              <w:rPr>
-                <w:rFonts w:ascii="Helvetica" w:hAnsi="Helvetica" w:eastAsia="Helvetica" w:cs="Helvetica"/>
-                <w:i w:val="false"/>
-                <w:b w:val="false"/>
-                <w:u w:val="none"/>
-                <w:sz w:val="22"/>
-                <w:szCs w:val="22"/>
-                <w:color w:val="000000"/>
-              </w:rPr>
-              <w:t xml:space="preserve">0.03, 0.82</w:t>
-            </w:r>
-          </w:p>
-        </w:tc>
-        <w:tc>
-          <w:tcPr>
-            <w:tcBorders>
-              <w:bottom w:val="none" w:sz="0" w:space="0" w:color="000000"/>
-              <w:top w:val="none" w:sz="0" w:space="0" w:color="000000"/>
-              <w:left w:val="none" w:sz="0" w:space="0" w:color="000000"/>
-              <w:right w:val="none" w:sz="0" w:space="0" w:color="000000"/>
-            </w:tcBorders>
-            <w:shd w:val="clear" w:color="auto" w:fill="FFFFFF"/>
-            <w:tcMar>
-              <w:top w:w="0" w:type="dxa"/>
-              <w:bottom w:w="0" w:type="dxa"/>
-              <w:left w:w="0" w:type="dxa"/>
-              <w:right w:w="0" w:type="dxa"/>
-            </w:tcMar>
-            <w:vAlign w:val="top"/>
-          </w:tcPr>
-          <w:p>
-            <w:pPr>
-              <w:pStyle w:val="Normal"/>
-              <w:jc w:val="center"/>
-              <w:pBdr>
-                <w:bottom w:val="none" w:sz="0" w:space="0" w:color="000000"/>
-                <w:top w:val="none" w:sz="0" w:space="0" w:color="000000"/>
-                <w:left w:val="none" w:sz="0" w:space="0" w:color="000000"/>
-                <w:right w:val="none" w:sz="0" w:space="0" w:color="000000"/>
-              </w:pBdr>
-              <w:spacing w:after="100" w:before="100" w:line="240"/>
-              <w:ind w:left="100" w:right="100" w:firstLine="0" w:firstLineChars="0"/>
-              <w:rPr>
-                <w:rFonts w:ascii="Helvetica" w:hAnsi="Helvetica" w:eastAsia="Helvetica" w:cs="Helvetica"/>
-                <w:i w:val="false"/>
-                <w:b w:val="false"/>
-                <w:u w:val="none"/>
-                <w:sz w:val="22"/>
-                <w:szCs w:val="22"/>
-                <w:color w:val="000000"/>
-              </w:rPr>
-            </w:pPr>
-            <w:r>
-              <w:rPr>
-                <w:rFonts w:ascii="Helvetica" w:hAnsi="Helvetica" w:eastAsia="Helvetica" w:cs="Helvetica"/>
-                <w:i w:val="false"/>
-                <w:b w:val="false"/>
-                <w:u w:val="none"/>
-                <w:sz w:val="22"/>
-                <w:szCs w:val="22"/>
-                <w:color w:val="000000"/>
-              </w:rPr>
-              <w:t xml:space="preserve">0.027</w:t>
+              <w:t xml:space="preserve">0.17</w:t>
+            </w:r>
+          </w:p>
+        </w:tc>
+        <w:tc>
+          <w:tcPr>
+            <w:tcBorders>
+              <w:bottom w:val="none" w:sz="0" w:space="0" w:color="000000"/>
+              <w:top w:val="none" w:sz="0" w:space="0" w:color="000000"/>
+              <w:left w:val="none" w:sz="0" w:space="0" w:color="000000"/>
+              <w:right w:val="none" w:sz="0" w:space="0" w:color="000000"/>
+            </w:tcBorders>
+            <w:shd w:val="clear" w:color="auto" w:fill="FFFFFF"/>
+            <w:tcMar>
+              <w:top w:w="0" w:type="dxa"/>
+              <w:bottom w:w="0" w:type="dxa"/>
+              <w:left w:w="0" w:type="dxa"/>
+              <w:right w:w="0" w:type="dxa"/>
+            </w:tcMar>
+            <w:vAlign w:val="top"/>
+          </w:tcPr>
+          <w:p>
+            <w:pPr>
+              <w:pStyle w:val="Normal"/>
+              <w:jc w:val="center"/>
+              <w:pBdr>
+                <w:bottom w:val="none" w:sz="0" w:space="0" w:color="000000"/>
+                <w:top w:val="none" w:sz="0" w:space="0" w:color="000000"/>
+                <w:left w:val="none" w:sz="0" w:space="0" w:color="000000"/>
+                <w:right w:val="none" w:sz="0" w:space="0" w:color="000000"/>
+              </w:pBdr>
+              <w:spacing w:after="100" w:before="100" w:line="240"/>
+              <w:ind w:left="100" w:right="100" w:firstLine="0" w:firstLineChars="0"/>
+              <w:rPr>
+                <w:rFonts w:ascii="Helvetica" w:hAnsi="Helvetica" w:eastAsia="Helvetica" w:cs="Helvetica"/>
+                <w:i w:val="false"/>
+                <w:b w:val="false"/>
+                <w:u w:val="none"/>
+                <w:sz w:val="22"/>
+                <w:szCs w:val="22"/>
+                <w:color w:val="000000"/>
+              </w:rPr>
+            </w:pPr>
+            <w:r>
+              <w:rPr>
+                <w:rFonts w:ascii="Helvetica" w:hAnsi="Helvetica" w:eastAsia="Helvetica" w:cs="Helvetica"/>
+                <w:i w:val="false"/>
+                <w:b w:val="false"/>
+                <w:u w:val="none"/>
+                <w:sz w:val="22"/>
+                <w:szCs w:val="22"/>
+                <w:color w:val="000000"/>
+              </w:rPr>
+              <w:t xml:space="preserve">0.04, 0.81</w:t>
+            </w:r>
+          </w:p>
+        </w:tc>
+        <w:tc>
+          <w:tcPr>
+            <w:tcBorders>
+              <w:bottom w:val="none" w:sz="0" w:space="0" w:color="000000"/>
+              <w:top w:val="none" w:sz="0" w:space="0" w:color="000000"/>
+              <w:left w:val="none" w:sz="0" w:space="0" w:color="000000"/>
+              <w:right w:val="none" w:sz="0" w:space="0" w:color="000000"/>
+            </w:tcBorders>
+            <w:shd w:val="clear" w:color="auto" w:fill="FFFFFF"/>
+            <w:tcMar>
+              <w:top w:w="0" w:type="dxa"/>
+              <w:bottom w:w="0" w:type="dxa"/>
+              <w:left w:w="0" w:type="dxa"/>
+              <w:right w:w="0" w:type="dxa"/>
+            </w:tcMar>
+            <w:vAlign w:val="top"/>
+          </w:tcPr>
+          <w:p>
+            <w:pPr>
+              <w:pStyle w:val="Normal"/>
+              <w:jc w:val="center"/>
+              <w:pBdr>
+                <w:bottom w:val="none" w:sz="0" w:space="0" w:color="000000"/>
+                <w:top w:val="none" w:sz="0" w:space="0" w:color="000000"/>
+                <w:left w:val="none" w:sz="0" w:space="0" w:color="000000"/>
+                <w:right w:val="none" w:sz="0" w:space="0" w:color="000000"/>
+              </w:pBdr>
+              <w:spacing w:after="100" w:before="100" w:line="240"/>
+              <w:ind w:left="100" w:right="100" w:firstLine="0" w:firstLineChars="0"/>
+              <w:rPr>
+                <w:rFonts w:ascii="Helvetica" w:hAnsi="Helvetica" w:eastAsia="Helvetica" w:cs="Helvetica"/>
+                <w:i w:val="false"/>
+                <w:b w:val="false"/>
+                <w:u w:val="none"/>
+                <w:sz w:val="22"/>
+                <w:szCs w:val="22"/>
+                <w:color w:val="000000"/>
+              </w:rPr>
+            </w:pPr>
+            <w:r>
+              <w:rPr>
+                <w:rFonts w:ascii="Helvetica" w:hAnsi="Helvetica" w:eastAsia="Helvetica" w:cs="Helvetica"/>
+                <w:i w:val="false"/>
+                <w:b w:val="false"/>
+                <w:u w:val="none"/>
+                <w:sz w:val="22"/>
+                <w:szCs w:val="22"/>
+                <w:color w:val="000000"/>
+              </w:rPr>
+              <w:t xml:space="preserve">0.026</w:t>
             </w:r>
           </w:p>
         </w:tc>
@@ -11034,60 +11034,60 @@
                 <w:szCs w:val="22"/>
                 <w:color w:val="000000"/>
               </w:rPr>
-              <w:t xml:space="preserve">3.18</w:t>
-            </w:r>
-          </w:p>
-        </w:tc>
-        <w:tc>
-          <w:tcPr>
-            <w:tcBorders>
-              <w:bottom w:val="none" w:sz="0" w:space="0" w:color="000000"/>
-              <w:top w:val="none" w:sz="0" w:space="0" w:color="000000"/>
-              <w:left w:val="none" w:sz="0" w:space="0" w:color="000000"/>
-              <w:right w:val="none" w:sz="0" w:space="0" w:color="000000"/>
-            </w:tcBorders>
-            <w:shd w:val="clear" w:color="auto" w:fill="FFFFFF"/>
-            <w:tcMar>
-              <w:top w:w="0" w:type="dxa"/>
-              <w:bottom w:w="0" w:type="dxa"/>
-              <w:left w:w="0" w:type="dxa"/>
-              <w:right w:w="0" w:type="dxa"/>
-            </w:tcMar>
-            <w:vAlign w:val="top"/>
-          </w:tcPr>
-          <w:p>
-            <w:pPr>
-              <w:pStyle w:val="Normal"/>
-              <w:jc w:val="center"/>
-              <w:pBdr>
-                <w:bottom w:val="none" w:sz="0" w:space="0" w:color="000000"/>
-                <w:top w:val="none" w:sz="0" w:space="0" w:color="000000"/>
-                <w:left w:val="none" w:sz="0" w:space="0" w:color="000000"/>
-                <w:right w:val="none" w:sz="0" w:space="0" w:color="000000"/>
-              </w:pBdr>
-              <w:spacing w:after="100" w:before="100" w:line="240"/>
-              <w:ind w:left="100" w:right="100" w:firstLine="0" w:firstLineChars="0"/>
-              <w:rPr>
-                <w:rFonts w:ascii="Helvetica" w:hAnsi="Helvetica" w:eastAsia="Helvetica" w:cs="Helvetica"/>
-                <w:i w:val="false"/>
-                <w:b w:val="false"/>
-                <w:u w:val="none"/>
-                <w:sz w:val="22"/>
-                <w:szCs w:val="22"/>
-                <w:color w:val="000000"/>
-              </w:rPr>
-            </w:pPr>
-            <w:r>
-              <w:rPr>
-                <w:rFonts w:ascii="Helvetica" w:hAnsi="Helvetica" w:eastAsia="Helvetica" w:cs="Helvetica"/>
-                <w:i w:val="false"/>
-                <w:b w:val="false"/>
-                <w:u w:val="none"/>
-                <w:sz w:val="22"/>
-                <w:szCs w:val="22"/>
-                <w:color w:val="000000"/>
-              </w:rPr>
-              <w:t xml:space="preserve">0.46, 22.0</w:t>
+              <w:t xml:space="preserve">3.21</w:t>
+            </w:r>
+          </w:p>
+        </w:tc>
+        <w:tc>
+          <w:tcPr>
+            <w:tcBorders>
+              <w:bottom w:val="none" w:sz="0" w:space="0" w:color="000000"/>
+              <w:top w:val="none" w:sz="0" w:space="0" w:color="000000"/>
+              <w:left w:val="none" w:sz="0" w:space="0" w:color="000000"/>
+              <w:right w:val="none" w:sz="0" w:space="0" w:color="000000"/>
+            </w:tcBorders>
+            <w:shd w:val="clear" w:color="auto" w:fill="FFFFFF"/>
+            <w:tcMar>
+              <w:top w:w="0" w:type="dxa"/>
+              <w:bottom w:w="0" w:type="dxa"/>
+              <w:left w:w="0" w:type="dxa"/>
+              <w:right w:w="0" w:type="dxa"/>
+            </w:tcMar>
+            <w:vAlign w:val="top"/>
+          </w:tcPr>
+          <w:p>
+            <w:pPr>
+              <w:pStyle w:val="Normal"/>
+              <w:jc w:val="center"/>
+              <w:pBdr>
+                <w:bottom w:val="none" w:sz="0" w:space="0" w:color="000000"/>
+                <w:top w:val="none" w:sz="0" w:space="0" w:color="000000"/>
+                <w:left w:val="none" w:sz="0" w:space="0" w:color="000000"/>
+                <w:right w:val="none" w:sz="0" w:space="0" w:color="000000"/>
+              </w:pBdr>
+              <w:spacing w:after="100" w:before="100" w:line="240"/>
+              <w:ind w:left="100" w:right="100" w:firstLine="0" w:firstLineChars="0"/>
+              <w:rPr>
+                <w:rFonts w:ascii="Helvetica" w:hAnsi="Helvetica" w:eastAsia="Helvetica" w:cs="Helvetica"/>
+                <w:i w:val="false"/>
+                <w:b w:val="false"/>
+                <w:u w:val="none"/>
+                <w:sz w:val="22"/>
+                <w:szCs w:val="22"/>
+                <w:color w:val="000000"/>
+              </w:rPr>
+            </w:pPr>
+            <w:r>
+              <w:rPr>
+                <w:rFonts w:ascii="Helvetica" w:hAnsi="Helvetica" w:eastAsia="Helvetica" w:cs="Helvetica"/>
+                <w:i w:val="false"/>
+                <w:b w:val="false"/>
+                <w:u w:val="none"/>
+                <w:sz w:val="22"/>
+                <w:szCs w:val="22"/>
+                <w:color w:val="000000"/>
+              </w:rPr>
+              <w:t xml:space="preserve">0.46, 22.1</w:t>
             </w:r>
           </w:p>
         </w:tc>
@@ -11246,60 +11246,60 @@
                 <w:szCs w:val="22"/>
                 <w:color w:val="000000"/>
               </w:rPr>
-              <w:t xml:space="preserve">13.8</w:t>
-            </w:r>
-          </w:p>
-        </w:tc>
-        <w:tc>
-          <w:tcPr>
-            <w:tcBorders>
-              <w:bottom w:val="none" w:sz="0" w:space="0" w:color="000000"/>
-              <w:top w:val="none" w:sz="0" w:space="0" w:color="000000"/>
-              <w:left w:val="none" w:sz="0" w:space="0" w:color="000000"/>
-              <w:right w:val="none" w:sz="0" w:space="0" w:color="000000"/>
-            </w:tcBorders>
-            <w:shd w:val="clear" w:color="auto" w:fill="FFFFFF"/>
-            <w:tcMar>
-              <w:top w:w="0" w:type="dxa"/>
-              <w:bottom w:w="0" w:type="dxa"/>
-              <w:left w:w="0" w:type="dxa"/>
-              <w:right w:w="0" w:type="dxa"/>
-            </w:tcMar>
-            <w:vAlign w:val="top"/>
-          </w:tcPr>
-          <w:p>
-            <w:pPr>
-              <w:pStyle w:val="Normal"/>
-              <w:jc w:val="center"/>
-              <w:pBdr>
-                <w:bottom w:val="none" w:sz="0" w:space="0" w:color="000000"/>
-                <w:top w:val="none" w:sz="0" w:space="0" w:color="000000"/>
-                <w:left w:val="none" w:sz="0" w:space="0" w:color="000000"/>
-                <w:right w:val="none" w:sz="0" w:space="0" w:color="000000"/>
-              </w:pBdr>
-              <w:spacing w:after="100" w:before="100" w:line="240"/>
-              <w:ind w:left="100" w:right="100" w:firstLine="0" w:firstLineChars="0"/>
-              <w:rPr>
-                <w:rFonts w:ascii="Helvetica" w:hAnsi="Helvetica" w:eastAsia="Helvetica" w:cs="Helvetica"/>
-                <w:i w:val="false"/>
-                <w:b w:val="false"/>
-                <w:u w:val="none"/>
-                <w:sz w:val="22"/>
-                <w:szCs w:val="22"/>
-                <w:color w:val="000000"/>
-              </w:rPr>
-            </w:pPr>
-            <w:r>
-              <w:rPr>
-                <w:rFonts w:ascii="Helvetica" w:hAnsi="Helvetica" w:eastAsia="Helvetica" w:cs="Helvetica"/>
-                <w:i w:val="false"/>
-                <w:b w:val="false"/>
-                <w:u w:val="none"/>
-                <w:sz w:val="22"/>
-                <w:szCs w:val="22"/>
-                <w:color w:val="000000"/>
-              </w:rPr>
-              <w:t xml:space="preserve">0.33, 572</w:t>
+              <w:t xml:space="preserve">13.7</w:t>
+            </w:r>
+          </w:p>
+        </w:tc>
+        <w:tc>
+          <w:tcPr>
+            <w:tcBorders>
+              <w:bottom w:val="none" w:sz="0" w:space="0" w:color="000000"/>
+              <w:top w:val="none" w:sz="0" w:space="0" w:color="000000"/>
+              <w:left w:val="none" w:sz="0" w:space="0" w:color="000000"/>
+              <w:right w:val="none" w:sz="0" w:space="0" w:color="000000"/>
+            </w:tcBorders>
+            <w:shd w:val="clear" w:color="auto" w:fill="FFFFFF"/>
+            <w:tcMar>
+              <w:top w:w="0" w:type="dxa"/>
+              <w:bottom w:w="0" w:type="dxa"/>
+              <w:left w:w="0" w:type="dxa"/>
+              <w:right w:w="0" w:type="dxa"/>
+            </w:tcMar>
+            <w:vAlign w:val="top"/>
+          </w:tcPr>
+          <w:p>
+            <w:pPr>
+              <w:pStyle w:val="Normal"/>
+              <w:jc w:val="center"/>
+              <w:pBdr>
+                <w:bottom w:val="none" w:sz="0" w:space="0" w:color="000000"/>
+                <w:top w:val="none" w:sz="0" w:space="0" w:color="000000"/>
+                <w:left w:val="none" w:sz="0" w:space="0" w:color="000000"/>
+                <w:right w:val="none" w:sz="0" w:space="0" w:color="000000"/>
+              </w:pBdr>
+              <w:spacing w:after="100" w:before="100" w:line="240"/>
+              <w:ind w:left="100" w:right="100" w:firstLine="0" w:firstLineChars="0"/>
+              <w:rPr>
+                <w:rFonts w:ascii="Helvetica" w:hAnsi="Helvetica" w:eastAsia="Helvetica" w:cs="Helvetica"/>
+                <w:i w:val="false"/>
+                <w:b w:val="false"/>
+                <w:u w:val="none"/>
+                <w:sz w:val="22"/>
+                <w:szCs w:val="22"/>
+                <w:color w:val="000000"/>
+              </w:rPr>
+            </w:pPr>
+            <w:r>
+              <w:rPr>
+                <w:rFonts w:ascii="Helvetica" w:hAnsi="Helvetica" w:eastAsia="Helvetica" w:cs="Helvetica"/>
+                <w:i w:val="false"/>
+                <w:b w:val="false"/>
+                <w:u w:val="none"/>
+                <w:sz w:val="22"/>
+                <w:szCs w:val="22"/>
+                <w:color w:val="000000"/>
+              </w:rPr>
+              <w:t xml:space="preserve">0.33, 563</w:t>
             </w:r>
           </w:p>
         </w:tc>
@@ -11517,60 +11517,60 @@
                 <w:szCs w:val="22"/>
                 <w:color w:val="000000"/>
               </w:rPr>
-              <w:t xml:space="preserve">1.05</w:t>
-            </w:r>
-          </w:p>
-        </w:tc>
-        <w:tc>
-          <w:tcPr>
-            <w:tcBorders>
-              <w:bottom w:val="none" w:sz="0" w:space="0" w:color="000000"/>
-              <w:top w:val="none" w:sz="0" w:space="0" w:color="000000"/>
-              <w:left w:val="none" w:sz="0" w:space="0" w:color="000000"/>
-              <w:right w:val="none" w:sz="0" w:space="0" w:color="000000"/>
-            </w:tcBorders>
-            <w:shd w:val="clear" w:color="auto" w:fill="FFFFFF"/>
-            <w:tcMar>
-              <w:top w:w="0" w:type="dxa"/>
-              <w:bottom w:w="0" w:type="dxa"/>
-              <w:left w:w="0" w:type="dxa"/>
-              <w:right w:w="0" w:type="dxa"/>
-            </w:tcMar>
-            <w:vAlign w:val="top"/>
-          </w:tcPr>
-          <w:p>
-            <w:pPr>
-              <w:pStyle w:val="Normal"/>
-              <w:jc w:val="center"/>
-              <w:pBdr>
-                <w:bottom w:val="none" w:sz="0" w:space="0" w:color="000000"/>
-                <w:top w:val="none" w:sz="0" w:space="0" w:color="000000"/>
-                <w:left w:val="none" w:sz="0" w:space="0" w:color="000000"/>
-                <w:right w:val="none" w:sz="0" w:space="0" w:color="000000"/>
-              </w:pBdr>
-              <w:spacing w:after="100" w:before="100" w:line="240"/>
-              <w:ind w:left="100" w:right="100" w:firstLine="0" w:firstLineChars="0"/>
-              <w:rPr>
-                <w:rFonts w:ascii="Helvetica" w:hAnsi="Helvetica" w:eastAsia="Helvetica" w:cs="Helvetica"/>
-                <w:i w:val="false"/>
-                <w:b w:val="false"/>
-                <w:u w:val="none"/>
-                <w:sz w:val="22"/>
-                <w:szCs w:val="22"/>
-                <w:color w:val="000000"/>
-              </w:rPr>
-            </w:pPr>
-            <w:r>
-              <w:rPr>
-                <w:rFonts w:ascii="Helvetica" w:hAnsi="Helvetica" w:eastAsia="Helvetica" w:cs="Helvetica"/>
-                <w:i w:val="false"/>
-                <w:b w:val="false"/>
-                <w:u w:val="none"/>
-                <w:sz w:val="22"/>
-                <w:szCs w:val="22"/>
-                <w:color w:val="000000"/>
-              </w:rPr>
-              <w:t xml:space="preserve">0.14, 7.93</w:t>
+              <w:t xml:space="preserve">1.06</w:t>
+            </w:r>
+          </w:p>
+        </w:tc>
+        <w:tc>
+          <w:tcPr>
+            <w:tcBorders>
+              <w:bottom w:val="none" w:sz="0" w:space="0" w:color="000000"/>
+              <w:top w:val="none" w:sz="0" w:space="0" w:color="000000"/>
+              <w:left w:val="none" w:sz="0" w:space="0" w:color="000000"/>
+              <w:right w:val="none" w:sz="0" w:space="0" w:color="000000"/>
+            </w:tcBorders>
+            <w:shd w:val="clear" w:color="auto" w:fill="FFFFFF"/>
+            <w:tcMar>
+              <w:top w:w="0" w:type="dxa"/>
+              <w:bottom w:w="0" w:type="dxa"/>
+              <w:left w:w="0" w:type="dxa"/>
+              <w:right w:w="0" w:type="dxa"/>
+            </w:tcMar>
+            <w:vAlign w:val="top"/>
+          </w:tcPr>
+          <w:p>
+            <w:pPr>
+              <w:pStyle w:val="Normal"/>
+              <w:jc w:val="center"/>
+              <w:pBdr>
+                <w:bottom w:val="none" w:sz="0" w:space="0" w:color="000000"/>
+                <w:top w:val="none" w:sz="0" w:space="0" w:color="000000"/>
+                <w:left w:val="none" w:sz="0" w:space="0" w:color="000000"/>
+                <w:right w:val="none" w:sz="0" w:space="0" w:color="000000"/>
+              </w:pBdr>
+              <w:spacing w:after="100" w:before="100" w:line="240"/>
+              <w:ind w:left="100" w:right="100" w:firstLine="0" w:firstLineChars="0"/>
+              <w:rPr>
+                <w:rFonts w:ascii="Helvetica" w:hAnsi="Helvetica" w:eastAsia="Helvetica" w:cs="Helvetica"/>
+                <w:i w:val="false"/>
+                <w:b w:val="false"/>
+                <w:u w:val="none"/>
+                <w:sz w:val="22"/>
+                <w:szCs w:val="22"/>
+                <w:color w:val="000000"/>
+              </w:rPr>
+            </w:pPr>
+            <w:r>
+              <w:rPr>
+                <w:rFonts w:ascii="Helvetica" w:hAnsi="Helvetica" w:eastAsia="Helvetica" w:cs="Helvetica"/>
+                <w:i w:val="false"/>
+                <w:b w:val="false"/>
+                <w:u w:val="none"/>
+                <w:sz w:val="22"/>
+                <w:szCs w:val="22"/>
+                <w:color w:val="000000"/>
+              </w:rPr>
+              <w:t xml:space="preserve">0.14, 7.98</w:t>
             </w:r>
           </w:p>
         </w:tc>
@@ -11729,60 +11729,60 @@
                 <w:szCs w:val="22"/>
                 <w:color w:val="000000"/>
               </w:rPr>
-              <w:t xml:space="preserve">0.75</w:t>
-            </w:r>
-          </w:p>
-        </w:tc>
-        <w:tc>
-          <w:tcPr>
-            <w:tcBorders>
-              <w:bottom w:val="none" w:sz="0" w:space="0" w:color="000000"/>
-              <w:top w:val="none" w:sz="0" w:space="0" w:color="000000"/>
-              <w:left w:val="none" w:sz="0" w:space="0" w:color="000000"/>
-              <w:right w:val="none" w:sz="0" w:space="0" w:color="000000"/>
-            </w:tcBorders>
-            <w:shd w:val="clear" w:color="auto" w:fill="FFFFFF"/>
-            <w:tcMar>
-              <w:top w:w="0" w:type="dxa"/>
-              <w:bottom w:w="0" w:type="dxa"/>
-              <w:left w:w="0" w:type="dxa"/>
-              <w:right w:w="0" w:type="dxa"/>
-            </w:tcMar>
-            <w:vAlign w:val="top"/>
-          </w:tcPr>
-          <w:p>
-            <w:pPr>
-              <w:pStyle w:val="Normal"/>
-              <w:jc w:val="center"/>
-              <w:pBdr>
-                <w:bottom w:val="none" w:sz="0" w:space="0" w:color="000000"/>
-                <w:top w:val="none" w:sz="0" w:space="0" w:color="000000"/>
-                <w:left w:val="none" w:sz="0" w:space="0" w:color="000000"/>
-                <w:right w:val="none" w:sz="0" w:space="0" w:color="000000"/>
-              </w:pBdr>
-              <w:spacing w:after="100" w:before="100" w:line="240"/>
-              <w:ind w:left="100" w:right="100" w:firstLine="0" w:firstLineChars="0"/>
-              <w:rPr>
-                <w:rFonts w:ascii="Helvetica" w:hAnsi="Helvetica" w:eastAsia="Helvetica" w:cs="Helvetica"/>
-                <w:i w:val="false"/>
-                <w:b w:val="false"/>
-                <w:u w:val="none"/>
-                <w:sz w:val="22"/>
-                <w:szCs w:val="22"/>
-                <w:color w:val="000000"/>
-              </w:rPr>
-            </w:pPr>
-            <w:r>
-              <w:rPr>
-                <w:rFonts w:ascii="Helvetica" w:hAnsi="Helvetica" w:eastAsia="Helvetica" w:cs="Helvetica"/>
-                <w:i w:val="false"/>
-                <w:b w:val="false"/>
-                <w:u w:val="none"/>
-                <w:sz w:val="22"/>
-                <w:szCs w:val="22"/>
-                <w:color w:val="000000"/>
-              </w:rPr>
-              <w:t xml:space="preserve">0.06, 9.25</w:t>
+              <w:t xml:space="preserve">0.74</w:t>
+            </w:r>
+          </w:p>
+        </w:tc>
+        <w:tc>
+          <w:tcPr>
+            <w:tcBorders>
+              <w:bottom w:val="none" w:sz="0" w:space="0" w:color="000000"/>
+              <w:top w:val="none" w:sz="0" w:space="0" w:color="000000"/>
+              <w:left w:val="none" w:sz="0" w:space="0" w:color="000000"/>
+              <w:right w:val="none" w:sz="0" w:space="0" w:color="000000"/>
+            </w:tcBorders>
+            <w:shd w:val="clear" w:color="auto" w:fill="FFFFFF"/>
+            <w:tcMar>
+              <w:top w:w="0" w:type="dxa"/>
+              <w:bottom w:w="0" w:type="dxa"/>
+              <w:left w:w="0" w:type="dxa"/>
+              <w:right w:w="0" w:type="dxa"/>
+            </w:tcMar>
+            <w:vAlign w:val="top"/>
+          </w:tcPr>
+          <w:p>
+            <w:pPr>
+              <w:pStyle w:val="Normal"/>
+              <w:jc w:val="center"/>
+              <w:pBdr>
+                <w:bottom w:val="none" w:sz="0" w:space="0" w:color="000000"/>
+                <w:top w:val="none" w:sz="0" w:space="0" w:color="000000"/>
+                <w:left w:val="none" w:sz="0" w:space="0" w:color="000000"/>
+                <w:right w:val="none" w:sz="0" w:space="0" w:color="000000"/>
+              </w:pBdr>
+              <w:spacing w:after="100" w:before="100" w:line="240"/>
+              <w:ind w:left="100" w:right="100" w:firstLine="0" w:firstLineChars="0"/>
+              <w:rPr>
+                <w:rFonts w:ascii="Helvetica" w:hAnsi="Helvetica" w:eastAsia="Helvetica" w:cs="Helvetica"/>
+                <w:i w:val="false"/>
+                <w:b w:val="false"/>
+                <w:u w:val="none"/>
+                <w:sz w:val="22"/>
+                <w:szCs w:val="22"/>
+                <w:color w:val="000000"/>
+              </w:rPr>
+            </w:pPr>
+            <w:r>
+              <w:rPr>
+                <w:rFonts w:ascii="Helvetica" w:hAnsi="Helvetica" w:eastAsia="Helvetica" w:cs="Helvetica"/>
+                <w:i w:val="false"/>
+                <w:b w:val="false"/>
+                <w:u w:val="none"/>
+                <w:sz w:val="22"/>
+                <w:szCs w:val="22"/>
+                <w:color w:val="000000"/>
+              </w:rPr>
+              <w:t xml:space="preserve">0.06, 9.24</w:t>
             </w:r>
           </w:p>
         </w:tc>
@@ -12106,7 +12106,7 @@
                 <w:szCs w:val="22"/>
                 <w:color w:val="000000"/>
               </w:rPr>
-              <w:t xml:space="preserve">0.950</w:t>
+              <w:t xml:space="preserve">&gt;0.999</w:t>
             </w:r>
           </w:p>
         </w:tc>
@@ -12318,7 +12318,7 @@
                 <w:szCs w:val="22"/>
                 <w:color w:val="000000"/>
               </w:rPr>
-              <w:t xml:space="preserve">0.320</w:t>
+              <w:t xml:space="preserve">0.290</w:t>
             </w:r>
           </w:p>
         </w:tc>
@@ -12483,113 +12483,113 @@
                 <w:szCs w:val="22"/>
                 <w:color w:val="000000"/>
               </w:rPr>
-              <w:t xml:space="preserve">1.26</w:t>
-            </w:r>
-          </w:p>
-        </w:tc>
-        <w:tc>
-          <w:tcPr>
-            <w:tcBorders>
-              <w:bottom w:val="none" w:sz="0" w:space="0" w:color="000000"/>
-              <w:top w:val="none" w:sz="0" w:space="0" w:color="000000"/>
-              <w:left w:val="none" w:sz="0" w:space="0" w:color="000000"/>
-              <w:right w:val="none" w:sz="0" w:space="0" w:color="000000"/>
-            </w:tcBorders>
-            <w:shd w:val="clear" w:color="auto" w:fill="FFFFFF"/>
-            <w:tcMar>
-              <w:top w:w="0" w:type="dxa"/>
-              <w:bottom w:w="0" w:type="dxa"/>
-              <w:left w:w="0" w:type="dxa"/>
-              <w:right w:w="0" w:type="dxa"/>
-            </w:tcMar>
-            <w:vAlign w:val="top"/>
-          </w:tcPr>
-          <w:p>
-            <w:pPr>
-              <w:pStyle w:val="Normal"/>
-              <w:jc w:val="center"/>
-              <w:pBdr>
-                <w:bottom w:val="none" w:sz="0" w:space="0" w:color="000000"/>
-                <w:top w:val="none" w:sz="0" w:space="0" w:color="000000"/>
-                <w:left w:val="none" w:sz="0" w:space="0" w:color="000000"/>
-                <w:right w:val="none" w:sz="0" w:space="0" w:color="000000"/>
-              </w:pBdr>
-              <w:spacing w:after="100" w:before="100" w:line="240"/>
-              <w:ind w:left="100" w:right="100" w:firstLine="0" w:firstLineChars="0"/>
-              <w:rPr>
-                <w:rFonts w:ascii="Helvetica" w:hAnsi="Helvetica" w:eastAsia="Helvetica" w:cs="Helvetica"/>
-                <w:i w:val="false"/>
-                <w:b w:val="false"/>
-                <w:u w:val="none"/>
-                <w:sz w:val="22"/>
-                <w:szCs w:val="22"/>
-                <w:color w:val="000000"/>
-              </w:rPr>
-            </w:pPr>
-            <w:r>
-              <w:rPr>
-                <w:rFonts w:ascii="Helvetica" w:hAnsi="Helvetica" w:eastAsia="Helvetica" w:cs="Helvetica"/>
-                <w:i w:val="false"/>
-                <w:b w:val="false"/>
-                <w:u w:val="none"/>
-                <w:sz w:val="22"/>
-                <w:szCs w:val="22"/>
-                <w:color w:val="000000"/>
-              </w:rPr>
-              <w:t xml:space="preserve">0.38, 4.16</w:t>
-            </w:r>
-          </w:p>
-        </w:tc>
-        <w:tc>
-          <w:tcPr>
-            <w:tcBorders>
-              <w:bottom w:val="none" w:sz="0" w:space="0" w:color="000000"/>
-              <w:top w:val="none" w:sz="0" w:space="0" w:color="000000"/>
-              <w:left w:val="none" w:sz="0" w:space="0" w:color="000000"/>
-              <w:right w:val="none" w:sz="0" w:space="0" w:color="000000"/>
-            </w:tcBorders>
-            <w:shd w:val="clear" w:color="auto" w:fill="FFFFFF"/>
-            <w:tcMar>
-              <w:top w:w="0" w:type="dxa"/>
-              <w:bottom w:w="0" w:type="dxa"/>
-              <w:left w:w="0" w:type="dxa"/>
-              <w:right w:w="0" w:type="dxa"/>
-            </w:tcMar>
-            <w:vAlign w:val="top"/>
-          </w:tcPr>
-          <w:p>
-            <w:pPr>
-              <w:pStyle w:val="Normal"/>
-              <w:jc w:val="center"/>
-              <w:pBdr>
-                <w:bottom w:val="none" w:sz="0" w:space="0" w:color="000000"/>
-                <w:top w:val="none" w:sz="0" w:space="0" w:color="000000"/>
-                <w:left w:val="none" w:sz="0" w:space="0" w:color="000000"/>
-                <w:right w:val="none" w:sz="0" w:space="0" w:color="000000"/>
-              </w:pBdr>
-              <w:spacing w:after="100" w:before="100" w:line="240"/>
-              <w:ind w:left="100" w:right="100" w:firstLine="0" w:firstLineChars="0"/>
-              <w:rPr>
-                <w:rFonts w:ascii="Helvetica" w:hAnsi="Helvetica" w:eastAsia="Helvetica" w:cs="Helvetica"/>
-                <w:i w:val="false"/>
-                <w:b w:val="false"/>
-                <w:u w:val="none"/>
-                <w:sz w:val="22"/>
-                <w:szCs w:val="22"/>
-                <w:color w:val="000000"/>
-              </w:rPr>
-            </w:pPr>
-            <w:r>
-              <w:rPr>
-                <w:rFonts w:ascii="Helvetica" w:hAnsi="Helvetica" w:eastAsia="Helvetica" w:cs="Helvetica"/>
-                <w:i w:val="false"/>
-                <w:b w:val="false"/>
-                <w:u w:val="none"/>
-                <w:sz w:val="22"/>
-                <w:szCs w:val="22"/>
-                <w:color w:val="000000"/>
-              </w:rPr>
-              <w:t xml:space="preserve">0.700</w:t>
+              <w:t xml:space="preserve">1.27</w:t>
+            </w:r>
+          </w:p>
+        </w:tc>
+        <w:tc>
+          <w:tcPr>
+            <w:tcBorders>
+              <w:bottom w:val="none" w:sz="0" w:space="0" w:color="000000"/>
+              <w:top w:val="none" w:sz="0" w:space="0" w:color="000000"/>
+              <w:left w:val="none" w:sz="0" w:space="0" w:color="000000"/>
+              <w:right w:val="none" w:sz="0" w:space="0" w:color="000000"/>
+            </w:tcBorders>
+            <w:shd w:val="clear" w:color="auto" w:fill="FFFFFF"/>
+            <w:tcMar>
+              <w:top w:w="0" w:type="dxa"/>
+              <w:bottom w:w="0" w:type="dxa"/>
+              <w:left w:w="0" w:type="dxa"/>
+              <w:right w:w="0" w:type="dxa"/>
+            </w:tcMar>
+            <w:vAlign w:val="top"/>
+          </w:tcPr>
+          <w:p>
+            <w:pPr>
+              <w:pStyle w:val="Normal"/>
+              <w:jc w:val="center"/>
+              <w:pBdr>
+                <w:bottom w:val="none" w:sz="0" w:space="0" w:color="000000"/>
+                <w:top w:val="none" w:sz="0" w:space="0" w:color="000000"/>
+                <w:left w:val="none" w:sz="0" w:space="0" w:color="000000"/>
+                <w:right w:val="none" w:sz="0" w:space="0" w:color="000000"/>
+              </w:pBdr>
+              <w:spacing w:after="100" w:before="100" w:line="240"/>
+              <w:ind w:left="100" w:right="100" w:firstLine="0" w:firstLineChars="0"/>
+              <w:rPr>
+                <w:rFonts w:ascii="Helvetica" w:hAnsi="Helvetica" w:eastAsia="Helvetica" w:cs="Helvetica"/>
+                <w:i w:val="false"/>
+                <w:b w:val="false"/>
+                <w:u w:val="none"/>
+                <w:sz w:val="22"/>
+                <w:szCs w:val="22"/>
+                <w:color w:val="000000"/>
+              </w:rPr>
+            </w:pPr>
+            <w:r>
+              <w:rPr>
+                <w:rFonts w:ascii="Helvetica" w:hAnsi="Helvetica" w:eastAsia="Helvetica" w:cs="Helvetica"/>
+                <w:i w:val="false"/>
+                <w:b w:val="false"/>
+                <w:u w:val="none"/>
+                <w:sz w:val="22"/>
+                <w:szCs w:val="22"/>
+                <w:color w:val="000000"/>
+              </w:rPr>
+              <w:t xml:space="preserve">0.39, 4.20</w:t>
+            </w:r>
+          </w:p>
+        </w:tc>
+        <w:tc>
+          <w:tcPr>
+            <w:tcBorders>
+              <w:bottom w:val="none" w:sz="0" w:space="0" w:color="000000"/>
+              <w:top w:val="none" w:sz="0" w:space="0" w:color="000000"/>
+              <w:left w:val="none" w:sz="0" w:space="0" w:color="000000"/>
+              <w:right w:val="none" w:sz="0" w:space="0" w:color="000000"/>
+            </w:tcBorders>
+            <w:shd w:val="clear" w:color="auto" w:fill="FFFFFF"/>
+            <w:tcMar>
+              <w:top w:w="0" w:type="dxa"/>
+              <w:bottom w:w="0" w:type="dxa"/>
+              <w:left w:w="0" w:type="dxa"/>
+              <w:right w:w="0" w:type="dxa"/>
+            </w:tcMar>
+            <w:vAlign w:val="top"/>
+          </w:tcPr>
+          <w:p>
+            <w:pPr>
+              <w:pStyle w:val="Normal"/>
+              <w:jc w:val="center"/>
+              <w:pBdr>
+                <w:bottom w:val="none" w:sz="0" w:space="0" w:color="000000"/>
+                <w:top w:val="none" w:sz="0" w:space="0" w:color="000000"/>
+                <w:left w:val="none" w:sz="0" w:space="0" w:color="000000"/>
+                <w:right w:val="none" w:sz="0" w:space="0" w:color="000000"/>
+              </w:pBdr>
+              <w:spacing w:after="100" w:before="100" w:line="240"/>
+              <w:ind w:left="100" w:right="100" w:firstLine="0" w:firstLineChars="0"/>
+              <w:rPr>
+                <w:rFonts w:ascii="Helvetica" w:hAnsi="Helvetica" w:eastAsia="Helvetica" w:cs="Helvetica"/>
+                <w:i w:val="false"/>
+                <w:b w:val="false"/>
+                <w:u w:val="none"/>
+                <w:sz w:val="22"/>
+                <w:szCs w:val="22"/>
+                <w:color w:val="000000"/>
+              </w:rPr>
+            </w:pPr>
+            <w:r>
+              <w:rPr>
+                <w:rFonts w:ascii="Helvetica" w:hAnsi="Helvetica" w:eastAsia="Helvetica" w:cs="Helvetica"/>
+                <w:i w:val="false"/>
+                <w:b w:val="false"/>
+                <w:u w:val="none"/>
+                <w:sz w:val="22"/>
+                <w:szCs w:val="22"/>
+                <w:color w:val="000000"/>
+              </w:rPr>
+              <w:t xml:space="preserve">0.690</w:t>
             </w:r>
           </w:p>
         </w:tc>
@@ -12695,7 +12695,7 @@
                 <w:szCs w:val="22"/>
                 <w:color w:val="000000"/>
               </w:rPr>
-              <w:t xml:space="preserve">0.24</w:t>
+              <w:t xml:space="preserve">0.25</w:t>
             </w:r>
           </w:p>
         </w:tc>
@@ -13019,60 +13019,60 @@
                 <w:szCs w:val="22"/>
                 <w:color w:val="000000"/>
               </w:rPr>
-              <w:t xml:space="preserve">0.04, 2.19</w:t>
-            </w:r>
-          </w:p>
-        </w:tc>
-        <w:tc>
-          <w:tcPr>
-            <w:tcBorders>
-              <w:bottom w:val="none" w:sz="0" w:space="0" w:color="000000"/>
-              <w:top w:val="none" w:sz="0" w:space="0" w:color="000000"/>
-              <w:left w:val="none" w:sz="0" w:space="0" w:color="000000"/>
-              <w:right w:val="none" w:sz="0" w:space="0" w:color="000000"/>
-            </w:tcBorders>
-            <w:shd w:val="clear" w:color="auto" w:fill="FFFFFF"/>
-            <w:tcMar>
-              <w:top w:w="0" w:type="dxa"/>
-              <w:bottom w:w="0" w:type="dxa"/>
-              <w:left w:w="0" w:type="dxa"/>
-              <w:right w:w="0" w:type="dxa"/>
-            </w:tcMar>
-            <w:vAlign w:val="top"/>
-          </w:tcPr>
-          <w:p>
-            <w:pPr>
-              <w:pStyle w:val="Normal"/>
-              <w:jc w:val="center"/>
-              <w:pBdr>
-                <w:bottom w:val="none" w:sz="0" w:space="0" w:color="000000"/>
-                <w:top w:val="none" w:sz="0" w:space="0" w:color="000000"/>
-                <w:left w:val="none" w:sz="0" w:space="0" w:color="000000"/>
-                <w:right w:val="none" w:sz="0" w:space="0" w:color="000000"/>
-              </w:pBdr>
-              <w:spacing w:after="100" w:before="100" w:line="240"/>
-              <w:ind w:left="100" w:right="100" w:firstLine="0" w:firstLineChars="0"/>
-              <w:rPr>
-                <w:rFonts w:ascii="Helvetica" w:hAnsi="Helvetica" w:eastAsia="Helvetica" w:cs="Helvetica"/>
-                <w:i w:val="false"/>
-                <w:b w:val="false"/>
-                <w:u w:val="none"/>
-                <w:sz w:val="22"/>
-                <w:szCs w:val="22"/>
-                <w:color w:val="000000"/>
-              </w:rPr>
-            </w:pPr>
-            <w:r>
-              <w:rPr>
-                <w:rFonts w:ascii="Helvetica" w:hAnsi="Helvetica" w:eastAsia="Helvetica" w:cs="Helvetica"/>
-                <w:i w:val="false"/>
-                <w:b w:val="false"/>
-                <w:u w:val="none"/>
-                <w:sz w:val="22"/>
-                <w:szCs w:val="22"/>
-                <w:color w:val="000000"/>
-              </w:rPr>
-              <w:t xml:space="preserve">0.230</w:t>
+              <w:t xml:space="preserve">0.04, 2.17</w:t>
+            </w:r>
+          </w:p>
+        </w:tc>
+        <w:tc>
+          <w:tcPr>
+            <w:tcBorders>
+              <w:bottom w:val="none" w:sz="0" w:space="0" w:color="000000"/>
+              <w:top w:val="none" w:sz="0" w:space="0" w:color="000000"/>
+              <w:left w:val="none" w:sz="0" w:space="0" w:color="000000"/>
+              <w:right w:val="none" w:sz="0" w:space="0" w:color="000000"/>
+            </w:tcBorders>
+            <w:shd w:val="clear" w:color="auto" w:fill="FFFFFF"/>
+            <w:tcMar>
+              <w:top w:w="0" w:type="dxa"/>
+              <w:bottom w:w="0" w:type="dxa"/>
+              <w:left w:w="0" w:type="dxa"/>
+              <w:right w:w="0" w:type="dxa"/>
+            </w:tcMar>
+            <w:vAlign w:val="top"/>
+          </w:tcPr>
+          <w:p>
+            <w:pPr>
+              <w:pStyle w:val="Normal"/>
+              <w:jc w:val="center"/>
+              <w:pBdr>
+                <w:bottom w:val="none" w:sz="0" w:space="0" w:color="000000"/>
+                <w:top w:val="none" w:sz="0" w:space="0" w:color="000000"/>
+                <w:left w:val="none" w:sz="0" w:space="0" w:color="000000"/>
+                <w:right w:val="none" w:sz="0" w:space="0" w:color="000000"/>
+              </w:pBdr>
+              <w:spacing w:after="100" w:before="100" w:line="240"/>
+              <w:ind w:left="100" w:right="100" w:firstLine="0" w:firstLineChars="0"/>
+              <w:rPr>
+                <w:rFonts w:ascii="Helvetica" w:hAnsi="Helvetica" w:eastAsia="Helvetica" w:cs="Helvetica"/>
+                <w:i w:val="false"/>
+                <w:b w:val="false"/>
+                <w:u w:val="none"/>
+                <w:sz w:val="22"/>
+                <w:szCs w:val="22"/>
+                <w:color w:val="000000"/>
+              </w:rPr>
+            </w:pPr>
+            <w:r>
+              <w:rPr>
+                <w:rFonts w:ascii="Helvetica" w:hAnsi="Helvetica" w:eastAsia="Helvetica" w:cs="Helvetica"/>
+                <w:i w:val="false"/>
+                <w:b w:val="false"/>
+                <w:u w:val="none"/>
+                <w:sz w:val="22"/>
+                <w:szCs w:val="22"/>
+                <w:color w:val="000000"/>
+              </w:rPr>
+              <w:t xml:space="preserve">0.220</w:t>
             </w:r>
           </w:p>
         </w:tc>
@@ -13231,7 +13231,7 @@
                 <w:szCs w:val="22"/>
                 <w:color w:val="000000"/>
               </w:rPr>
-              <w:t xml:space="preserve">0.01, 5.81</w:t>
+              <w:t xml:space="preserve">0.01, 5.75</w:t>
             </w:r>
           </w:p>
         </w:tc>
@@ -13555,7 +13555,7 @@
                 <w:szCs w:val="22"/>
                 <w:color w:val="000000"/>
               </w:rPr>
-              <w:t xml:space="preserve">0.510</w:t>
+              <w:t xml:space="preserve">0.520</w:t>
             </w:r>
           </w:p>
         </w:tc>
